--- a/docs/Mabia_AI_System_Architecture.docx
+++ b/docs/Mabia_AI_System_Architecture.docx
@@ -203,7 +203,7 @@
       </w:pPr>
       <w:r>
         <w:rPr/>
-        <w:t xml:space="preserve">13.   MVP Scope</w:t>
+        <w:t xml:space="preserve">13.   Build Status</w:t>
       </w:r>
     </w:p>
     <w:p>
@@ -221,7 +221,7 @@
       </w:pPr>
       <w:r>
         <w:rPr/>
-        <w:t xml:space="preserve">15.   Innovation and Differentiation</w:t>
+        <w:t xml:space="preserve">15.   Verification</w:t>
       </w:r>
     </w:p>
     <w:p>
@@ -230,7 +230,16 @@
       </w:pPr>
       <w:r>
         <w:rPr/>
-        <w:t xml:space="preserve">16.   Team and Repository</w:t>
+        <w:t xml:space="preserve">16.   Innovation and Differentiation</w:t>
+      </w:r>
+    </w:p>
+    <w:p>
+      <w:pPr>
+        <w:pStyle w:val="Contents"/>
+      </w:pPr>
+      <w:r>
+        <w:rPr/>
+        <w:t xml:space="preserve">17.   Team and Repository</w:t>
       </w:r>
     </w:p>
     <w:p>
@@ -863,7 +872,35 @@
       </w:pPr>
       <w:r>
         <w:rPr/>
-        <w:t xml:space="preserve">The CHPS worker enrols the caregiver at first antenatal contact, capturing pregnancy stage, language, phone number, a secondary household contact, baseline danger signs, previous complications, any food taboos observed by the household, and explicit consent.</w:t>
+        <w:t xml:space="preserve">The CHPS worker enrols the caregiver at first antenatal contact, capturing pregnancy stage, language, phone number, a named secondary household contact, baseline danger signs, previous complications, any food taboos observed by the household, and explicit consent.</w:t>
+      </w:r>
+    </w:p>
+    <w:p>
+      <w:pPr>
+        <w:pStyle w:val="Normal"/>
+      </w:pPr>
+      <w:r>
+        <w:rPr/>
+        <w:t xml:space="preserve">Enrolment also records </w:t>
+      </w:r>
+      <w:r>
+        <w:rPr>
+          <w:b/>
+        </w:rPr>
+        <w:t xml:space="preserve">how far she is from care</w:t>
+      </w:r>
+      <w:r>
+        <w:rPr/>
+        <w:t xml:space="preserve">: how many minutes it takes her to reach the health centre, and what the road is like. This is asked rather than inferred. Geography is the whole of Delay 2, and a rule about distance that reads a field nobody collects is a rule that can never fire.</w:t>
+      </w:r>
+    </w:p>
+    <w:p>
+      <w:pPr>
+        <w:pStyle w:val="Normal"/>
+      </w:pPr>
+      <w:r>
+        <w:rPr/>
+        <w:t xml:space="preserve">Consent is recorded as three separate agreements rather than one box — to being called, to her health information being kept, and to a second contact being reached — because they are three separate things to agree to.</w:t>
       </w:r>
     </w:p>
     <w:p>
@@ -1368,6 +1405,164 @@
     </w:p>
     <w:p>
       <w:pPr>
+        <w:pStyle w:val="Heading2"/>
+      </w:pPr>
+      <w:r>
+        <w:rPr/>
+        <w:t xml:space="preserve">Safety rules the engine will not break</w:t>
+      </w:r>
+    </w:p>
+    <w:p>
+      <w:pPr>
+        <w:pStyle w:val="Normal"/>
+      </w:pPr>
+      <w:r>
+        <w:rPr/>
+        <w:t xml:space="preserve">Each of these exists because its absence is a specific way a woman gets hurt, and each is covered by a test named for that failure.</w:t>
+      </w:r>
+    </w:p>
+    <w:p>
+      <w:pPr>
+        <w:pStyle w:val="ListBullet"/>
+        <w:ind w:left="510" w:hanging="255"/>
+      </w:pPr>
+      <w:r>
+        <w:rPr/>
+        <w:t xml:space="preserve">•   </w:t>
+      </w:r>
+      <w:r>
+        <w:rPr>
+          <w:b/>
+        </w:rPr>
+        <w:t xml:space="preserve">An unanswered question is never a denial.</w:t>
+      </w:r>
+      <w:r>
+        <w:rPr/>
+        <w:t xml:space="preserve"> Keypad answers are three-state: yes, no, and not answered. A woman too weak, confused or unfamiliar with a keypad to press anything is recorded as not having answered — never as having denied bleeding. A stray key re-asks rather than being taken as an answer.</w:t>
+      </w:r>
+    </w:p>
+    <w:p>
+      <w:pPr>
+        <w:pStyle w:val="ListBullet"/>
+        <w:ind w:left="510" w:hanging="255"/>
+      </w:pPr>
+      <w:r>
+        <w:rPr/>
+        <w:t xml:space="preserve">•   </w:t>
+      </w:r>
+      <w:r>
+        <w:rPr>
+          <w:b/>
+        </w:rPr>
+        <w:t xml:space="preserve">An unanswered question never clears an earlier finding.</w:t>
+      </w:r>
+      <w:r>
+        <w:rPr/>
+        <w:t xml:space="preserve"> "Not asked" and "asked and denied" are different clinical facts and are stored separately, as they are on a paper CHPS register.</w:t>
+      </w:r>
+    </w:p>
+    <w:p>
+      <w:pPr>
+        <w:pStyle w:val="ListBullet"/>
+        <w:ind w:left="510" w:hanging="255"/>
+      </w:pPr>
+      <w:r>
+        <w:rPr/>
+        <w:t xml:space="preserve">•   </w:t>
+      </w:r>
+      <w:r>
+        <w:rPr>
+          <w:b/>
+        </w:rPr>
+        <w:t xml:space="preserve">Nothing dispatches without a person.</w:t>
+      </w:r>
+      <w:r>
+        <w:rPr/>
+        <w:t xml:space="preserve"> A Red classification is a proposal. A named health worker confirms it, and that confirmation is recorded against her.</w:t>
+      </w:r>
+    </w:p>
+    <w:p>
+      <w:pPr>
+        <w:pStyle w:val="ListBullet"/>
+        <w:ind w:left="510" w:hanging="255"/>
+      </w:pPr>
+      <w:r>
+        <w:rPr/>
+        <w:t xml:space="preserve">•   </w:t>
+      </w:r>
+      <w:r>
+        <w:rPr>
+          <w:b/>
+        </w:rPr>
+        <w:t xml:space="preserve">No pathway ends in silence.</w:t>
+      </w:r>
+      <w:r>
+        <w:rPr/>
+        <w:t xml:space="preserve"> If the nurse roster is exhausted, if no driver accepts, if a driver's phone is simply off — every one of those paths terminates in an alert to her CHO and a Red on her record. There is a test that empties the roster on purpose to prove it.</w:t>
+      </w:r>
+    </w:p>
+    <w:p>
+      <w:pPr>
+        <w:pStyle w:val="ListBullet"/>
+        <w:ind w:left="510" w:hanging="255"/>
+      </w:pPr>
+      <w:r>
+        <w:rPr/>
+        <w:t xml:space="preserve">•   </w:t>
+      </w:r>
+      <w:r>
+        <w:rPr>
+          <w:b/>
+        </w:rPr>
+        <w:t xml:space="preserve">A Red stays Red until a human records the outcome</w:t>
+      </w:r>
+      <w:r>
+        <w:rPr/>
+        <w:t xml:space="preserve">, and only care actually received clears the sign that caused it. A referral that did not land keeps the flag up, which is the entire reason for tracking outcomes rather than referrals.</w:t>
+      </w:r>
+    </w:p>
+    <w:p>
+      <w:pPr>
+        <w:pStyle w:val="ListBullet"/>
+        <w:ind w:left="510" w:hanging="255"/>
+      </w:pPr>
+      <w:r>
+        <w:rPr/>
+        <w:t xml:space="preserve">•   </w:t>
+      </w:r>
+      <w:r>
+        <w:rPr>
+          <w:b/>
+        </w:rPr>
+        <w:t xml:space="preserve">A worsening woman is not silenced by her own emergency.</w:t>
+      </w:r>
+      <w:r>
+        <w:rPr/>
+        <w:t xml:space="preserve"> A new danger sign reported while an emergency is already open merges into it and sends a fresh alert, rather than being swallowed.</w:t>
+      </w:r>
+    </w:p>
+    <w:p>
+      <w:pPr>
+        <w:pStyle w:val="ListBullet"/>
+        <w:ind w:left="510" w:hanging="255"/>
+      </w:pPr>
+      <w:r>
+        <w:rPr/>
+        <w:t xml:space="preserve">•   </w:t>
+      </w:r>
+      <w:r>
+        <w:rPr>
+          <w:b/>
+        </w:rPr>
+        <w:t xml:space="preserve">Distance shortens the window; it does not raise the alarm on its own.</w:t>
+      </w:r>
+      <w:r>
+        <w:rPr/>
+        <w:t xml:space="preserve"> A symptom that could deteriorate, two hours from care on a poor road, escalates. A missed iron tablet at the same distance does not — dispatching a vehicle at night for that would exhaust the driver network within a week, and in a region where most CHPS catchments have poor roads it would escalate almost everything.</w:t>
+      </w:r>
+    </w:p>
+    <w:p>
+      <w:pPr>
         <w:pStyle w:val="Heading1"/>
         <w:pBdr>
           <w:bottom w:val="single" w:sz="8" w:space="4" w:color="C9D6DE"/>
@@ -1384,16 +1579,7 @@
       </w:pPr>
       <w:r>
         <w:rPr/>
-        <w:t xml:space="preserve">Measuring diet is straightforward. Giving advice a household can act on is the harder problem, and it is the one the evidence identifies: poor diets in Northern Ghana are attributed to seasonal shortages, high food costs and a lack of practical guidance.</w:t>
-      </w:r>
-    </w:p>
-    <w:p>
-      <w:pPr>
-        <w:pStyle w:val="Normal"/>
-      </w:pPr>
-      <w:r>
-        <w:rPr/>
-        <w:t xml:space="preserve">Mabia AI therefore selects nutrition messages against the measured gap, constrained by what is genuinely available and affordable where the household lives, in the month the call is made.</w:t>
+        <w:t xml:space="preserve">Measuring a diet is straightforward. Giving advice a household can act on is the harder problem, and it is the one the evidence identifies: poor diets in Northern Ghana are attributed to seasonal shortages, high food costs and a lack of practical guidance.</w:t>
       </w:r>
     </w:p>
     <w:p>
@@ -1402,25 +1588,34 @@
       </w:pPr>
       <w:r>
         <w:rPr/>
-        <w:t xml:space="preserve">Selection logic</w:t>
-      </w:r>
-    </w:p>
-    <w:p>
-      <w:pPr>
-        <w:pStyle w:val="Normal"/>
-      </w:pPr>
-      <w:r>
-        <w:rPr/>
-        <w:t xml:space="preserve">Keypad questions establish which food groups are missing, using the instrument that matches the respondent. For a pregnant or lactating woman this is Minimum Dietary Diversity for Women, assessed across ten food groups. For a child aged 6–23 months it is the eight-group indicator, which includes breast milk and combines with meal frequency to give minimum acceptable diet. The two are reported separately and never conflated.</w:t>
-      </w:r>
-    </w:p>
-    <w:p>
-      <w:pPr>
-        <w:pStyle w:val="Normal"/>
-      </w:pPr>
-      <w:r>
-        <w:rPr/>
-        <w:t xml:space="preserve">The engine then looks up foods that fill a missing group, are in season in that region that month, sit within the household's affordability, and are not subject to a recorded taboo. It returns one message. Never a list — on a GSM line, a caregiver will remember one thing.</w:t>
+        <w:t xml:space="preserve">Selection: the gap first, then the food</w:t>
+      </w:r>
+    </w:p>
+    <w:p>
+      <w:pPr>
+        <w:pStyle w:val="Normal"/>
+      </w:pPr>
+      <w:r>
+        <w:rPr/>
+        <w:t xml:space="preserve">Keypad questions establish which food groups are missing, using the instrument that matches the respondent. For a pregnant or lactating woman this is Minimum Dietary Diversity for Women, across ten food groups. For a child aged 6–23 months it is the eight-group indicator, which includes breast milk and combines with meal frequency to give minimum acceptable diet. The two are reported separately and never conflated.</w:t>
+      </w:r>
+    </w:p>
+    <w:p>
+      <w:pPr>
+        <w:pStyle w:val="Normal"/>
+      </w:pPr>
+      <w:r>
+        <w:rPr/>
+        <w:t xml:space="preserve">The engine then chooses which gap to address, in order of clinical importance, before choosing a food to fill it. That ordering matters more than it sounds. An earlier design scored every food across every gap together, and one free, year-round, iron-rich food consequently won in every month of the year: a woman missing seven food groups would have heard the same sentence at every contact for a year. Working through her gaps by importance is both better advice and the thing that lets the season become visible at all.</w:t>
+      </w:r>
+    </w:p>
+    <w:p>
+      <w:pPr>
+        <w:pStyle w:val="Normal"/>
+      </w:pPr>
+      <w:r>
+        <w:rPr/>
+        <w:t xml:space="preserve">Within the chosen gap, the engine picks what is actually reachable: available in her region this month, within what her household can spend, and not subject to a food taboo she has recorded. It returns one message. Never a list — on a GSM line a caregiver will remember one thing, and a list of five is a list of none. Advice given at the previous contact is excluded, because a caregiver who hears the same sentence every fortnight stops hearing it.</w:t>
       </w:r>
     </w:p>
     <w:p>
@@ -1429,25 +1624,25 @@
       </w:pPr>
       <w:r>
         <w:rPr/>
-        <w:t xml:space="preserve">Seasonal awareness</w:t>
-      </w:r>
-    </w:p>
-    <w:p>
-      <w:pPr>
-        <w:pStyle w:val="Normal"/>
-      </w:pPr>
-      <w:r>
-        <w:rPr/>
-        <w:t xml:space="preserve">Northern Ghana has a single rainy season, so the year divides cleanly into a lean pre-harvest period from roughly May to August, harvest from September to November, and the dry season that follows. During the lean season, prices rise and household stocks are depleted, and advice to purchase food is advice that cannot be followed.</w:t>
-      </w:r>
-    </w:p>
-    <w:p>
-      <w:pPr>
-        <w:pStyle w:val="Normal"/>
-      </w:pPr>
-      <w:r>
-        <w:rPr/>
-        <w:t xml:space="preserve">In that window the engine shifts to stored, preserved and gathered foods:</w:t>
+        <w:t xml:space="preserve">Seasonal availability and seasonal price</w:t>
+      </w:r>
+    </w:p>
+    <w:p>
+      <w:pPr>
+        <w:pStyle w:val="Normal"/>
+      </w:pPr>
+      <w:r>
+        <w:rPr/>
+        <w:t xml:space="preserve">Northern Ghana has a single rainy season, so the year divides cleanly into a lean pre-harvest period from roughly May to August, harvest from September to November, and the dry season that follows. During the lean season stocks are depleted and prices rise, so advice to purchase food is advice that cannot be followed.</w:t>
+      </w:r>
+    </w:p>
+    <w:p>
+      <w:pPr>
+        <w:pStyle w:val="Normal"/>
+      </w:pPr>
+      <w:r>
+        <w:rPr/>
+        <w:t xml:space="preserve">Two things change in that window. Foods that are gathered or stored are weighted three times as heavily as foods that must be bought. And prices move: the stored staples a household sells or eats first — maize, millet, cowpea, groundnut, yam — stop counting as cheap, and eggs, fresh fish and milk move out of reach of a low-income household altogether. A model in which the lean season changed nothing about price would contradict its own premise.</w:t>
       </w:r>
     </w:p>
     <w:tbl>
@@ -1589,7 +1784,7 @@
             </w:pPr>
             <w:r>
               <w:rPr/>
-              <w:t xml:space="preserve">Vitamin-A rich vegetables</w:t>
+              <w:t xml:space="preserve">Dark green leaves</w:t>
             </w:r>
           </w:p>
         </w:tc>
@@ -1621,7 +1816,7 @@
             </w:pPr>
             <w:r>
               <w:rPr/>
-              <w:t xml:space="preserve">Iron (anaemia track)</w:t>
+              <w:t xml:space="preserve">Vitamin-A rich</w:t>
             </w:r>
           </w:p>
         </w:tc>
@@ -1636,7 +1831,7 @@
             </w:pPr>
             <w:r>
               <w:rPr/>
-              <w:t xml:space="preserve">Dawadawa, paired with a vitamin C source</w:t>
+              <w:t xml:space="preserve">Mango March to June, pawpaw the rest of the year</w:t>
             </w:r>
           </w:p>
         </w:tc>
@@ -1653,6 +1848,38 @@
             </w:pPr>
             <w:r>
               <w:rPr/>
+              <w:t xml:space="preserve">Iron (anaemia track)</w:t>
+            </w:r>
+          </w:p>
+        </w:tc>
+        <w:tc>
+          <w:tcPr>
+            <w:tcW w:w="3300" w:type="pct"/>
+            <w:vAlign w:val="center"/>
+          </w:tcPr>
+          <w:p>
+            <w:pPr>
+              <w:pStyle w:val="TableText"/>
+            </w:pPr>
+            <w:r>
+              <w:rPr/>
+              <w:t xml:space="preserve">Dawadawa, paired with a vitamin C source</w:t>
+            </w:r>
+          </w:p>
+        </w:tc>
+      </w:tr>
+      <w:tr>
+        <w:tc>
+          <w:tcPr>
+            <w:tcW w:w="1700" w:type="pct"/>
+            <w:vAlign w:val="center"/>
+          </w:tcPr>
+          <w:p>
+            <w:pPr>
+              <w:pStyle w:val="TableText"/>
+            </w:pPr>
+            <w:r>
+              <w:rPr/>
               <w:t xml:space="preserve">Children 6–23 months</w:t>
             </w:r>
           </w:p>
@@ -1685,6 +1912,24 @@
       </w:pPr>
       <w:r>
         <w:rPr/>
+        <w:t xml:space="preserve">Advice that explains itself</w:t>
+      </w:r>
+    </w:p>
+    <w:p>
+      <w:pPr>
+        <w:pStyle w:val="Normal"/>
+      </w:pPr>
+      <w:r>
+        <w:rPr/>
+        <w:t xml:space="preserve">Every recommendation carries a short reason in plain language — why fish and eggs matter, why green leaves matter — written to describe what a food group is for rather than what will happen to her without it. Nutrition advice that implies a diagnosis is both inaccurate and frightening, and a health worker has to be able to say it out loud without over-promising. Guidance on drinking clean water is attached alongside: not a food group, not scored, the cheapest advice available, and routinely omitted.</w:t>
+      </w:r>
+    </w:p>
+    <w:p>
+      <w:pPr>
+        <w:pStyle w:val="Heading2"/>
+      </w:pPr>
+      <w:r>
+        <w:rPr/>
         <w:t xml:space="preserve">Anaemia</w:t>
       </w:r>
     </w:p>
@@ -1721,7 +1966,7 @@
       </w:pPr>
       <w:r>
         <w:rPr/>
-        <w:t xml:space="preserve">Escalation</w:t>
+        <w:t xml:space="preserve">Escalation, and direction of travel</w:t>
       </w:r>
     </w:p>
     <w:p>
@@ -1740,6 +1985,33 @@
       <w:r>
         <w:rPr/>
         <w:t xml:space="preserve">Mid-upper arm circumference carries thresholds on both tracks. In a pregnant or lactating woman, a reading below 23 cm indicates undernutrition and raises an Amber flag for counselling, supplementation review and closer follow-up. In a child aged 6–59 months, a reading below 12.5 cm indicates moderate acute malnutrition and triggers a visit; below 11.5 cm it is classified Red and referred into the existing Community-based Management of Acute Malnutrition programme, rather than creating a parallel pathway. Thresholds follow Ghana Health Service protocol.</w:t>
+      </w:r>
+    </w:p>
+    <w:p>
+      <w:pPr>
+        <w:pStyle w:val="Normal"/>
+      </w:pPr>
+      <w:r>
+        <w:rPr/>
+        <w:t xml:space="preserve">The nutrition officer's caseload shows the last four measurements per child and per mother against those thresholds, ordered by who is falling fastest rather than alphabetically. Direction of travel is the clinical question in community malnutrition management: a child at 12.2 cm on the way up and a child at 12.2 cm on the way down are different children, and a single number cannot tell them apart.</w:t>
+      </w:r>
+    </w:p>
+    <w:p>
+      <w:pPr>
+        <w:pStyle w:val="Heading2"/>
+      </w:pPr>
+      <w:r>
+        <w:rPr/>
+        <w:t xml:space="preserve">A limitation stated plainly</w:t>
+      </w:r>
+    </w:p>
+    <w:p>
+      <w:pPr>
+        <w:pStyle w:val="Normal"/>
+      </w:pPr>
+      <w:r>
+        <w:rPr/>
+        <w:t xml:space="preserve">Minimum Dietary Diversity for Women and the child indicator are validated as population-level proxy measures. FAO guidance is explicit that MDD-W is not a diagnostic instrument for an individual. This platform uses two consecutive individual scores as a trigger to put a named woman on a home-visit list. That is a defensible design choice for a screening tool, and it is stated here rather than left implicit, because acknowledging what an indicator can and cannot carry is what responsible use of it looks like in practice. The interface repeats the same caveat where a health worker reads the score.</w:t>
       </w:r>
     </w:p>
     <w:p>
@@ -1760,87 +2032,222 @@
       </w:pPr>
       <w:r>
         <w:rPr/>
-        <w:t xml:space="preserve">Speech is built as an enhancement layer over a keypad system that works without it. The keypad path is complete and standalone; speech improves the experience but is never a dependency for triage or emergency response.</w:t>
-      </w:r>
-    </w:p>
-    <w:p>
-      <w:pPr>
-        <w:pStyle w:val="ListBullet"/>
-        <w:ind w:left="510" w:hanging="255"/>
-      </w:pPr>
-      <w:r>
-        <w:rPr/>
-        <w:t xml:space="preserve">•   </w:t>
-      </w:r>
-      <w:r>
-        <w:rPr>
-          <w:b/>
-        </w:rPr>
-        <w:t xml:space="preserve">Text-to-speech first.</w:t>
-      </w:r>
-      <w:r>
-        <w:rPr/>
-        <w:t xml:space="preserve"> Most call traffic is the platform speaking, so synthesis carries most of the value. Team-trained models for the four target languages allow dynamic content — dates, names, quantities — to be spoken rather than assembled from fixed recordings.</w:t>
-      </w:r>
-    </w:p>
-    <w:p>
-      <w:pPr>
-        <w:pStyle w:val="ListBullet"/>
-        <w:ind w:left="510" w:hanging="255"/>
-      </w:pPr>
-      <w:r>
-        <w:rPr/>
-        <w:t xml:space="preserve">•   </w:t>
-      </w:r>
-      <w:r>
-        <w:rPr>
-          <w:b/>
-        </w:rPr>
-        <w:t xml:space="preserve">Closed-vocabulary recognition second.</w:t>
-      </w:r>
-      <w:r>
-        <w:rPr/>
-        <w:t xml:space="preserve"> Triage needs yes and no plus a limited set of symptom terms. Recognition is therefore scoped to a closed vocabulary, which is markedly more robust over a poor line than open transcription and degrades gracefully rather than misinterpreting.</w:t>
-      </w:r>
-    </w:p>
-    <w:p>
-      <w:pPr>
-        <w:pStyle w:val="ListBullet"/>
-        <w:ind w:left="510" w:hanging="255"/>
-      </w:pPr>
-      <w:r>
-        <w:rPr/>
-        <w:t xml:space="preserve">•   </w:t>
-      </w:r>
-      <w:r>
-        <w:rPr>
-          <w:b/>
-        </w:rPr>
-        <w:t xml:space="preserve">Trained for the channel, not the studio.</w:t>
-      </w:r>
-      <w:r>
-        <w:rPr/>
-        <w:t xml:space="preserve"> Telephone audio is narrowband and codec-compressed. Training data is augmented to match — downsampled and passed through channel simulation — so that accuracy in the field reflects accuracy in testing.</w:t>
-      </w:r>
-    </w:p>
-    <w:p>
-      <w:pPr>
-        <w:pStyle w:val="ListBullet"/>
-        <w:ind w:left="510" w:hanging="255"/>
-      </w:pPr>
-      <w:r>
-        <w:rPr/>
-        <w:t xml:space="preserve">•   </w:t>
-      </w:r>
-      <w:r>
-        <w:rPr>
-          <w:b/>
-        </w:rPr>
-        <w:t xml:space="preserve">Recorded fallback.</w:t>
-      </w:r>
-      <w:r>
-        <w:rPr/>
-        <w:t xml:space="preserve"> Any phrase the models do not yet cover well is recorded by a native speaker, so coverage is never blocked on model maturity.</w:t>
+        <w:t xml:space="preserve">This section describes what is built and working, what is blocked, and what is not possible. The distinctions matter, because a platform named after a language family has to be precise about which of those languages it can actually speak.</w:t>
+      </w:r>
+    </w:p>
+    <w:p>
+      <w:pPr>
+        <w:pStyle w:val="Heading2"/>
+      </w:pPr>
+      <w:r>
+        <w:rPr/>
+        <w:t xml:space="preserve">The pipeline</w:t>
+      </w:r>
+    </w:p>
+    <w:p>
+      <w:pPr>
+        <w:pStyle w:val="Normal"/>
+      </w:pPr>
+      <w:r>
+        <w:rPr/>
+        <w:t xml:space="preserve">English is the source of truth. Every line the platform says — the call script, the danger-sign questions, the dietary questions and every nutrition message — is assembled automatically from the code that uses it, so a new danger sign or a new food appears in the translation and recording queues rather than being quietly forgotten. That is currently seventy-nine lines per language.</w:t>
+      </w:r>
+    </w:p>
+    <w:p>
+      <w:pPr>
+        <w:pStyle w:val="Normal"/>
+      </w:pPr>
+      <w:r>
+        <w:rPr/>
+        <w:t xml:space="preserve">Each line is translated by Khaya (GhanaNLP), validated, spoken by a text-to-speech model, stored as an audio file, and served from the same directory the call flow already reads. Anything without audio goes onto a recording list for a human voice.</w:t>
+      </w:r>
+    </w:p>
+    <w:p>
+      <w:pPr>
+        <w:pStyle w:val="Normal"/>
+      </w:pPr>
+      <w:r>
+        <w:rPr/>
+        <w:t xml:space="preserve">All of this happens </w:t>
+      </w:r>
+      <w:r>
+        <w:rPr>
+          <w:b/>
+        </w:rPr>
+        <w:t xml:space="preserve">ahead of the call and is cached on disk</w:t>
+      </w:r>
+      <w:r>
+        <w:rPr/>
+        <w:t xml:space="preserve">, never during it. A call allows roughly two seconds per keypress before the line stalls, and a translation round trip plus a synthesis round trip is several seconds on a good connection. A pipeline that ran inside the call would work over wifi and fail on a rural GSM line.</w:t>
+      </w:r>
+    </w:p>
+    <w:p>
+      <w:pPr>
+        <w:pStyle w:val="Normal"/>
+      </w:pPr>
+      <w:r>
+        <w:rPr/>
+        <w:t xml:space="preserve">Validation rejects the failures that are visible from the outside — an empty result, an error page returned as text, the English echoed back unchanged, or a result so much shorter than the source that content was clearly dropped. It is not a substitute for a speaker reading it, which is why a speaker can correct any line in the interface, and a corrected line is marked as reviewed.</w:t>
+      </w:r>
+    </w:p>
+    <w:p>
+      <w:pPr>
+        <w:pStyle w:val="Heading2"/>
+      </w:pPr>
+      <w:r>
+        <w:rPr/>
+        <w:t xml:space="preserve">What is working</w:t>
+      </w:r>
+    </w:p>
+    <w:p>
+      <w:pPr>
+        <w:pStyle w:val="Normal"/>
+      </w:pPr>
+      <w:r>
+        <w:rPr/>
+        <w:t xml:space="preserve">Translation is live and in use. </w:t>
+      </w:r>
+      <w:r>
+        <w:rPr>
+          <w:b/>
+        </w:rPr>
+        <w:t xml:space="preserve">Dagbani is complete: all seventy-nine lines</w:t>
+      </w:r>
+      <w:r>
+        <w:rPr/>
+        <w:t xml:space="preserve">, in Dagbani orthography, verified against the live service and committed to the repository so that a demonstration never depends on an external API being reachable.</w:t>
+      </w:r>
+    </w:p>
+    <w:p>
+      <w:pPr>
+        <w:pStyle w:val="Heading2"/>
+      </w:pPr>
+      <w:r>
+        <w:rPr/>
+        <w:t xml:space="preserve">What is blocked</w:t>
+      </w:r>
+    </w:p>
+    <w:p>
+      <w:pPr>
+        <w:pStyle w:val="ListBullet"/>
+        <w:ind w:left="510" w:hanging="255"/>
+      </w:pPr>
+      <w:r>
+        <w:rPr/>
+        <w:t xml:space="preserve">•   </w:t>
+      </w:r>
+      <w:r>
+        <w:rPr>
+          <w:b/>
+        </w:rPr>
+        <w:t xml:space="preserve">Kusaal and Frafra.</w:t>
+      </w:r>
+      <w:r>
+        <w:rPr/>
+        <w:t xml:space="preserve"> Eighteen of seventy-nine Kusaal lines were translated before the account's call-volume quota was exhausted. It replenishes on a fortnightly cycle, which falls before the bootcamp. Frafra is queued behind it. Khaya supports both — Frafra under the name Gurune — so this is a scheduling constraint, not a capability one.</w:t>
+      </w:r>
+    </w:p>
+    <w:p>
+      <w:pPr>
+        <w:pStyle w:val="ListBullet"/>
+        <w:ind w:left="510" w:hanging="255"/>
+      </w:pPr>
+      <w:r>
+        <w:rPr/>
+        <w:t xml:space="preserve">•   </w:t>
+      </w:r>
+      <w:r>
+        <w:rPr>
+          <w:b/>
+        </w:rPr>
+        <w:t xml:space="preserve">Speech synthesis.</w:t>
+      </w:r>
+      <w:r>
+        <w:rPr/>
+        <w:t xml:space="preserve"> Khaya's text-to-speech endpoint is currently unavailable upstream: it returns a hosting error page rather than an authentication failure, so this is the service being down and not a credentials problem. Translation is unaffected.</w:t>
+      </w:r>
+    </w:p>
+    <w:p>
+      <w:pPr>
+        <w:pStyle w:val="Heading2"/>
+      </w:pPr>
+      <w:r>
+        <w:rPr/>
+        <w:t xml:space="preserve">What is not possible</w:t>
+      </w:r>
+    </w:p>
+    <w:p>
+      <w:pPr>
+        <w:pStyle w:val="Normal"/>
+      </w:pPr>
+      <w:r>
+        <w:rPr/>
+        <w:t xml:space="preserve">Khaya has no model for Gonja, and this is not an oversight on their part. Gonja is a Guang language, not a Mabia one — the same distinction noted in Section 1. Gonja prompts can only ever be recorded by a speaker, and the platform declares that rather than failing quietly when asked.</w:t>
+      </w:r>
+    </w:p>
+    <w:p>
+      <w:pPr>
+        <w:pStyle w:val="Heading2"/>
+      </w:pPr>
+      <w:r>
+        <w:rPr/>
+        <w:t xml:space="preserve">What a caller hears today</w:t>
+      </w:r>
+    </w:p>
+    <w:p>
+      <w:pPr>
+        <w:pStyle w:val="Normal"/>
+      </w:pPr>
+      <w:r>
+        <w:rPr/>
+        <w:t xml:space="preserve">The honest position, which the interface reports rather than conceals: the platform has real Dagbani </w:t>
+      </w:r>
+      <w:r>
+        <w:rPr>
+          <w:b/>
+        </w:rPr>
+        <w:t xml:space="preserve">wording</w:t>
+      </w:r>
+      <w:r>
+        <w:rPr/>
+        <w:t xml:space="preserve"> and no Dagbani </w:t>
+      </w:r>
+      <w:r>
+        <w:rPr>
+          <w:b/>
+        </w:rPr>
+        <w:t xml:space="preserve">voice</w:t>
+      </w:r>
+      <w:r>
+        <w:rPr/>
+        <w:t xml:space="preserve">. Until either the synthesis service returns or a speaker records the lines, a handset falls back to spoken English. The Voice screen therefore reports Dagbani as one hundred per cent translated and zero per cent spoken, and treats "lines still needing a voice" as the measure of how much of a language the platform can actually speak.</w:t>
+      </w:r>
+    </w:p>
+    <w:p>
+      <w:pPr>
+        <w:pStyle w:val="Normal"/>
+      </w:pPr>
+      <w:r>
+        <w:rPr/>
+        <w:t xml:space="preserve">Closing that gap does not require the API. The platform generates a recording list in priority order — call script first, then dietary questions, then nutrition messages — and a speaker can record directly in the browser, line by line, with the English and the translation side by side. A recorded human take is never overwritten by a generated one: a speaker who has read a line is more trustworthy than a model, and re-running the pipeline must not undo an evening's recording.</w:t>
+      </w:r>
+    </w:p>
+    <w:p>
+      <w:pPr>
+        <w:pStyle w:val="Heading2"/>
+      </w:pPr>
+      <w:r>
+        <w:rPr/>
+        <w:t xml:space="preserve">Speech recognition</w:t>
+      </w:r>
+    </w:p>
+    <w:p>
+      <w:pPr>
+        <w:pStyle w:val="Normal"/>
+      </w:pPr>
+      <w:r>
+        <w:rPr/>
+        <w:t xml:space="preserve">Not started, and deliberately sequenced last. The keypad path is complete and stands alone; recognition would ride on top of it and never underneath. When it is built it will be scoped to a closed vocabulary — yes, no, and a limited set of symptom terms — which is markedly more robust over a poor line than open transcription and degrades gracefully rather than misinterpreting. Training data will be augmented to match narrowband telephone audio rather than studio recordings, because that mismatch, not the language, is what usually determines whether such a model works in the field.</w:t>
       </w:r>
     </w:p>
     <w:p>
@@ -2033,6 +2440,66 @@
       <w:r>
         <w:rPr/>
         <w:t xml:space="preserve"> Outreach and oversight are decoupled. The scheduler calls mothers regardless of whether any health worker has connectivity; the worker's app caches its caseload locally and reconciles when signal permits.</w:t>
+      </w:r>
+    </w:p>
+    <w:p>
+      <w:pPr>
+        <w:pStyle w:val="ListBullet"/>
+        <w:ind w:left="510" w:hanging="255"/>
+      </w:pPr>
+      <w:r>
+        <w:rPr/>
+        <w:t xml:space="preserve">•   </w:t>
+      </w:r>
+      <w:r>
+        <w:rPr>
+          <w:b/>
+        </w:rPr>
+        <w:t xml:space="preserve">The scheduler is an endpoint driven by a scheduled job</w:t>
+      </w:r>
+      <w:r>
+        <w:rPr/>
+        <w:t xml:space="preserve">, not a timer inside the web process. A web service that idles will suspend a background thread, and a scheduler that quietly stops is worse than none because it still looks like it is working. The outreach run is a call that can be triggered, repeated safely, and inspected.</w:t>
+      </w:r>
+    </w:p>
+    <w:p>
+      <w:pPr>
+        <w:pStyle w:val="ListBullet"/>
+        <w:ind w:left="510" w:hanging="255"/>
+      </w:pPr>
+      <w:r>
+        <w:rPr/>
+        <w:t xml:space="preserve">•   </w:t>
+      </w:r>
+      <w:r>
+        <w:rPr>
+          <w:b/>
+        </w:rPr>
+        <w:t xml:space="preserve">Reads are cache-first, with the age of the data always on screen.</w:t>
+      </w:r>
+      <w:r>
+        <w:rPr/>
+        <w:t xml:space="preserve"> A worker who is offline more often than she is online needs her caseload; what she must not have is stale information presented as current. The answer is a visible timestamp, not a blank screen.</w:t>
+      </w:r>
+    </w:p>
+    <w:p>
+      <w:pPr>
+        <w:pStyle w:val="ListBullet"/>
+        <w:ind w:left="510" w:hanging="255"/>
+      </w:pPr>
+      <w:r>
+        <w:rPr/>
+        <w:t xml:space="preserve">•   </w:t>
+      </w:r>
+      <w:r>
+        <w:rPr>
+          <w:b/>
+        </w:rPr>
+        <w:t xml:space="preserve">Every action that matters is queued before it is sent.</w:t>
+      </w:r>
+      <w:r>
+        <w:rPr/>
+        <w:t xml:space="preserve"> Confirming an emergency, recording a visit, closing a referral: each writes to the device first and reports which of sent, queued or failed actually happened. A request that fails silently is indistinguishable from one that worked, and a health worker will tap it again.</w:t>
       </w:r>
     </w:p>
     <w:p>
@@ -2462,6 +2929,104 @@
     </w:p>
     <w:p>
       <w:pPr>
+        <w:pStyle w:val="ListBullet"/>
+        <w:ind w:left="510" w:hanging="255"/>
+      </w:pPr>
+      <w:r>
+        <w:rPr/>
+        <w:t xml:space="preserve">•   </w:t>
+      </w:r>
+      <w:r>
+        <w:rPr>
+          <w:b/>
+        </w:rPr>
+        <w:t xml:space="preserve">No outbound channel is open.</w:t>
+      </w:r>
+      <w:r>
+        <w:rPr/>
+        <w:t xml:space="preserve"> The endpoints that place calls and send messages require an authenticated worker. An unauthenticated endpoint that dials a number is not only a data-protection problem, it is a way for a stranger to spend a project's airtime.</w:t>
+      </w:r>
+    </w:p>
+    <w:p>
+      <w:pPr>
+        <w:pStyle w:val="ListBullet"/>
+        <w:ind w:left="510" w:hanging="255"/>
+      </w:pPr>
+      <w:r>
+        <w:rPr/>
+        <w:t xml:space="preserve">•   </w:t>
+      </w:r>
+      <w:r>
+        <w:rPr>
+          <w:b/>
+        </w:rPr>
+        <w:t xml:space="preserve">Failures are refusals, not crashes.</w:t>
+      </w:r>
+      <w:r>
+        <w:rPr/>
+        <w:t xml:space="preserve"> Malformed input — a measurement sent as text, a list sent as a string, an impossible month — is rejected with an explanation rather than accepted and silently discarded. A danger sign that is dropped without complaint leaves a woman recorded as well when she is not.</w:t>
+      </w:r>
+    </w:p>
+    <w:p>
+      <w:pPr>
+        <w:pStyle w:val="Heading2"/>
+      </w:pPr>
+      <w:r>
+        <w:rPr/>
+        <w:t xml:space="preserve">Known gaps, stated rather than implied</w:t>
+      </w:r>
+    </w:p>
+    <w:p>
+      <w:pPr>
+        <w:pStyle w:val="Normal"/>
+      </w:pPr>
+      <w:r>
+        <w:rPr/>
+        <w:t xml:space="preserve">Two protections are designed but not yet enforced, and this document names them rather than leaving a reader to discover them:</w:t>
+      </w:r>
+    </w:p>
+    <w:p>
+      <w:pPr>
+        <w:pStyle w:val="ListBullet"/>
+        <w:ind w:left="510" w:hanging="255"/>
+      </w:pPr>
+      <w:r>
+        <w:rPr/>
+        <w:t xml:space="preserve">•   </w:t>
+      </w:r>
+      <w:r>
+        <w:rPr>
+          <w:b/>
+        </w:rPr>
+        <w:t xml:space="preserve">Record scoping.</w:t>
+      </w:r>
+      <w:r>
+        <w:rPr/>
+        <w:t xml:space="preserve"> Any signed-in worker can currently read any patient record. Roles exist in the data model and are not yet enforced at the query layer. For a district pilot this must become: a CHO sees her own caseload, a nutrition officer sees hers, and a facility sees what is coming to it.</w:t>
+      </w:r>
+    </w:p>
+    <w:p>
+      <w:pPr>
+        <w:pStyle w:val="ListBullet"/>
+        <w:ind w:left="510" w:hanging="255"/>
+      </w:pPr>
+      <w:r>
+        <w:rPr/>
+        <w:t xml:space="preserve">•   </w:t>
+      </w:r>
+      <w:r>
+        <w:rPr>
+          <w:b/>
+        </w:rPr>
+        <w:t xml:space="preserve">Read auditing and consent withdrawal.</w:t>
+      </w:r>
+      <w:r>
+        <w:rPr/>
+        <w:t xml:space="preserve"> Every write is recorded with who made it and when. Reads are not, and there is no route yet for a woman to withdraw consent and stop the calls other than a worker closing her record. Both are prerequisites for a real deployment, not for a prototype, and both are on the roadmap rather than claimed as done.</w:t>
+      </w:r>
+    </w:p>
+    <w:p>
+      <w:pPr>
         <w:pStyle w:val="Heading1"/>
         <w:pBdr>
           <w:bottom w:val="single" w:sz="8" w:space="4" w:color="C9D6DE"/>
@@ -2469,7 +3034,16 @@
       </w:pPr>
       <w:r>
         <w:rPr/>
-        <w:t xml:space="preserve">13.  MVP Scope</w:t>
+        <w:t xml:space="preserve">13.  Build Status</w:t>
+      </w:r>
+    </w:p>
+    <w:p>
+      <w:pPr>
+        <w:pStyle w:val="Normal"/>
+      </w:pPr>
+      <w:r>
+        <w:rPr/>
+        <w:t xml:space="preserve">Written to be checkable. An earlier version of this table described as working a scheduler that had no trigger, an offline enrolment that lost the record, and a rule that read fields nobody collected — so this one distinguishes built, blocked and not attempted.</w:t>
       </w:r>
     </w:p>
     <w:tbl>
@@ -2491,8 +3065,8 @@
         </w:tblCellMar>
       </w:tblPr>
       <w:tblGrid>
-        <w:gridCol w:w="6893"/>
-        <w:gridCol w:w="2176"/>
+        <w:gridCol w:w="6349"/>
+        <w:gridCol w:w="2721"/>
       </w:tblGrid>
       <w:tr>
         <w:trPr>
@@ -2500,7 +3074,7 @@
         </w:trPr>
         <w:tc>
           <w:tcPr>
-            <w:tcW w:w="3800" w:type="pct"/>
+            <w:tcW w:w="3500" w:type="pct"/>
             <w:shd w:val="clear" w:fill="F2F7F9"/>
             <w:vAlign w:val="center"/>
           </w:tcPr>
@@ -2518,7 +3092,7 @@
         </w:tc>
         <w:tc>
           <w:tcPr>
-            <w:tcW w:w="1200" w:type="pct"/>
+            <w:tcW w:w="1500" w:type="pct"/>
             <w:shd w:val="clear" w:fill="F2F7F9"/>
             <w:vAlign w:val="center"/>
           </w:tcPr>
@@ -2538,31 +3112,31 @@
       <w:tr>
         <w:tc>
           <w:tcPr>
-            <w:tcW w:w="3800" w:type="pct"/>
-            <w:vAlign w:val="center"/>
-          </w:tcPr>
-          <w:p>
-            <w:pPr>
-              <w:pStyle w:val="TableText"/>
-            </w:pPr>
-            <w:r>
-              <w:rPr/>
-              <w:t xml:space="preserve">CHPS offline workflow with append-only capture and synchronisation</w:t>
-            </w:r>
-          </w:p>
-        </w:tc>
-        <w:tc>
-          <w:tcPr>
-            <w:tcW w:w="1200" w:type="pct"/>
-            <w:vAlign w:val="center"/>
-          </w:tcPr>
-          <w:p>
-            <w:pPr>
-              <w:pStyle w:val="TableText"/>
-            </w:pPr>
-            <w:r>
-              <w:rPr/>
-              <w:t xml:space="preserve">Live</w:t>
+            <w:tcW w:w="3500" w:type="pct"/>
+            <w:vAlign w:val="center"/>
+          </w:tcPr>
+          <w:p>
+            <w:pPr>
+              <w:pStyle w:val="TableText"/>
+            </w:pPr>
+            <w:r>
+              <w:rPr/>
+              <w:t xml:space="preserve">Append-only event log, idempotent sync, projections</w:t>
+            </w:r>
+          </w:p>
+        </w:tc>
+        <w:tc>
+          <w:tcPr>
+            <w:tcW w:w="1500" w:type="pct"/>
+            <w:vAlign w:val="center"/>
+          </w:tcPr>
+          <w:p>
+            <w:pPr>
+              <w:pStyle w:val="TableText"/>
+            </w:pPr>
+            <w:r>
+              <w:rPr/>
+              <w:t xml:space="preserve">Working</w:t>
             </w:r>
           </w:p>
         </w:tc>
@@ -2570,31 +3144,31 @@
       <w:tr>
         <w:tc>
           <w:tcPr>
-            <w:tcW w:w="3800" w:type="pct"/>
-            <w:vAlign w:val="center"/>
-          </w:tcPr>
-          <w:p>
-            <w:pPr>
-              <w:pStyle w:val="TableText"/>
-            </w:pPr>
-            <w:r>
-              <w:rPr/>
-              <w:t xml:space="preserve">Household enrolment with due date, language, contacts, taboos and consent</w:t>
-            </w:r>
-          </w:p>
-        </w:tc>
-        <w:tc>
-          <w:tcPr>
-            <w:tcW w:w="1200" w:type="pct"/>
-            <w:vAlign w:val="center"/>
-          </w:tcPr>
-          <w:p>
-            <w:pPr>
-              <w:pStyle w:val="TableText"/>
-            </w:pPr>
-            <w:r>
-              <w:rPr/>
-              <w:t xml:space="preserve">Live</w:t>
+            <w:tcW w:w="3500" w:type="pct"/>
+            <w:vAlign w:val="center"/>
+          </w:tcPr>
+          <w:p>
+            <w:pPr>
+              <w:pStyle w:val="TableText"/>
+            </w:pPr>
+            <w:r>
+              <w:rPr/>
+              <w:t xml:space="preserve">Risk engine with reason codes, human-in-the-loop confirmation</w:t>
+            </w:r>
+          </w:p>
+        </w:tc>
+        <w:tc>
+          <w:tcPr>
+            <w:tcW w:w="1500" w:type="pct"/>
+            <w:vAlign w:val="center"/>
+          </w:tcPr>
+          <w:p>
+            <w:pPr>
+              <w:pStyle w:val="TableText"/>
+            </w:pPr>
+            <w:r>
+              <w:rPr/>
+              <w:t xml:space="preserve">Working</w:t>
             </w:r>
           </w:p>
         </w:tc>
@@ -2602,31 +3176,31 @@
       <w:tr>
         <w:tc>
           <w:tcPr>
-            <w:tcW w:w="3800" w:type="pct"/>
-            <w:vAlign w:val="center"/>
-          </w:tcPr>
-          <w:p>
-            <w:pPr>
-              <w:pStyle w:val="TableText"/>
-            </w:pPr>
-            <w:r>
-              <w:rPr/>
-              <w:t xml:space="preserve">Scheduled outbound voice call with keypad danger-sign triage</w:t>
-            </w:r>
-          </w:p>
-        </w:tc>
-        <w:tc>
-          <w:tcPr>
-            <w:tcW w:w="1200" w:type="pct"/>
-            <w:vAlign w:val="center"/>
-          </w:tcPr>
-          <w:p>
-            <w:pPr>
-              <w:pStyle w:val="TableText"/>
-            </w:pPr>
-            <w:r>
-              <w:rPr/>
-              <w:t xml:space="preserve">Live</w:t>
+            <w:tcW w:w="3500" w:type="pct"/>
+            <w:vAlign w:val="center"/>
+          </w:tcPr>
+          <w:p>
+            <w:pPr>
+              <w:pStyle w:val="TableText"/>
+            </w:pPr>
+            <w:r>
+              <w:rPr/>
+              <w:t xml:space="preserve">Nutrition engine: gap-first, seasonal availability and price, taboo-aware</w:t>
+            </w:r>
+          </w:p>
+        </w:tc>
+        <w:tc>
+          <w:tcPr>
+            <w:tcW w:w="1500" w:type="pct"/>
+            <w:vAlign w:val="center"/>
+          </w:tcPr>
+          <w:p>
+            <w:pPr>
+              <w:pStyle w:val="TableText"/>
+            </w:pPr>
+            <w:r>
+              <w:rPr/>
+              <w:t xml:space="preserve">Working</w:t>
             </w:r>
           </w:p>
         </w:tc>
@@ -2634,31 +3208,31 @@
       <w:tr>
         <w:tc>
           <w:tcPr>
-            <w:tcW w:w="3800" w:type="pct"/>
-            <w:vAlign w:val="center"/>
-          </w:tcPr>
-          <w:p>
-            <w:pPr>
-              <w:pStyle w:val="TableText"/>
-            </w:pPr>
-            <w:r>
-              <w:rPr/>
-              <w:t xml:space="preserve">Dietary diversity measurement and local-food message selection</w:t>
-            </w:r>
-          </w:p>
-        </w:tc>
-        <w:tc>
-          <w:tcPr>
-            <w:tcW w:w="1200" w:type="pct"/>
-            <w:vAlign w:val="center"/>
-          </w:tcPr>
-          <w:p>
-            <w:pPr>
-              <w:pStyle w:val="TableText"/>
-            </w:pPr>
-            <w:r>
-              <w:rPr/>
-              <w:t xml:space="preserve">Live</w:t>
+            <w:tcW w:w="3500" w:type="pct"/>
+            <w:vAlign w:val="center"/>
+          </w:tcPr>
+          <w:p>
+            <w:pPr>
+              <w:pStyle w:val="TableText"/>
+            </w:pPr>
+            <w:r>
+              <w:rPr/>
+              <w:t xml:space="preserve">Call flow with keypad triage and press-9 to a nurse</w:t>
+            </w:r>
+          </w:p>
+        </w:tc>
+        <w:tc>
+          <w:tcPr>
+            <w:tcW w:w="1500" w:type="pct"/>
+            <w:vAlign w:val="center"/>
+          </w:tcPr>
+          <w:p>
+            <w:pPr>
+              <w:pStyle w:val="TableText"/>
+            </w:pPr>
+            <w:r>
+              <w:rPr/>
+              <w:t xml:space="preserve">Working</w:t>
             </w:r>
           </w:p>
         </w:tc>
@@ -2666,31 +3240,31 @@
       <w:tr>
         <w:tc>
           <w:tcPr>
-            <w:tcW w:w="3800" w:type="pct"/>
-            <w:vAlign w:val="center"/>
-          </w:tcPr>
-          <w:p>
-            <w:pPr>
-              <w:pStyle w:val="TableText"/>
-            </w:pPr>
-            <w:r>
-              <w:rPr/>
-              <w:t xml:space="preserve">Explainable Green, Amber and Red classification with reason codes</w:t>
-            </w:r>
-          </w:p>
-        </w:tc>
-        <w:tc>
-          <w:tcPr>
-            <w:tcW w:w="1200" w:type="pct"/>
-            <w:vAlign w:val="center"/>
-          </w:tcPr>
-          <w:p>
-            <w:pPr>
-              <w:pStyle w:val="TableText"/>
-            </w:pPr>
-            <w:r>
-              <w:rPr/>
-              <w:t xml:space="preserve">Live</w:t>
+            <w:tcW w:w="3500" w:type="pct"/>
+            <w:vAlign w:val="center"/>
+          </w:tcPr>
+          <w:p>
+            <w:pPr>
+              <w:pStyle w:val="TableText"/>
+            </w:pPr>
+            <w:r>
+              <w:rPr/>
+              <w:t xml:space="preserve">Inbound hotline, call-back, nurse cascade, guaranteed alert</w:t>
+            </w:r>
+          </w:p>
+        </w:tc>
+        <w:tc>
+          <w:tcPr>
+            <w:tcW w:w="1500" w:type="pct"/>
+            <w:vAlign w:val="center"/>
+          </w:tcPr>
+          <w:p>
+            <w:pPr>
+              <w:pStyle w:val="TableText"/>
+            </w:pPr>
+            <w:r>
+              <w:rPr/>
+              <w:t xml:space="preserve">Working</w:t>
             </w:r>
           </w:p>
         </w:tc>
@@ -2698,31 +3272,31 @@
       <w:tr>
         <w:tc>
           <w:tcPr>
-            <w:tcW w:w="3800" w:type="pct"/>
-            <w:vAlign w:val="center"/>
-          </w:tcPr>
-          <w:p>
-            <w:pPr>
-              <w:pStyle w:val="TableText"/>
-            </w:pPr>
-            <w:r>
-              <w:rPr/>
-              <w:t xml:space="preserve">Offline CHO worklist with Red alerts arriving by SMS</w:t>
-            </w:r>
-          </w:p>
-        </w:tc>
-        <w:tc>
-          <w:tcPr>
-            <w:tcW w:w="1200" w:type="pct"/>
-            <w:vAlign w:val="center"/>
-          </w:tcPr>
-          <w:p>
-            <w:pPr>
-              <w:pStyle w:val="TableText"/>
-            </w:pPr>
-            <w:r>
-              <w:rPr/>
-              <w:t xml:space="preserve">Live</w:t>
+            <w:tcW w:w="3500" w:type="pct"/>
+            <w:vAlign w:val="center"/>
+          </w:tcPr>
+          <w:p>
+            <w:pPr>
+              <w:pStyle w:val="TableText"/>
+            </w:pPr>
+            <w:r>
+              <w:rPr/>
+              <w:t xml:space="preserve">Emergency validation, driver cascade, outcome logging</w:t>
+            </w:r>
+          </w:p>
+        </w:tc>
+        <w:tc>
+          <w:tcPr>
+            <w:tcW w:w="1500" w:type="pct"/>
+            <w:vAlign w:val="center"/>
+          </w:tcPr>
+          <w:p>
+            <w:pPr>
+              <w:pStyle w:val="TableText"/>
+            </w:pPr>
+            <w:r>
+              <w:rPr/>
+              <w:t xml:space="preserve">Working</w:t>
             </w:r>
           </w:p>
         </w:tc>
@@ -2730,31 +3304,31 @@
       <w:tr>
         <w:tc>
           <w:tcPr>
-            <w:tcW w:w="3800" w:type="pct"/>
-            <w:vAlign w:val="center"/>
-          </w:tcPr>
-          <w:p>
-            <w:pPr>
-              <w:pStyle w:val="TableText"/>
-            </w:pPr>
-            <w:r>
-              <w:rPr/>
-              <w:t xml:space="preserve">Nutrition officer view: dietary diversity trends, MUAC trajectories and iron and folic acid stock</w:t>
-            </w:r>
-          </w:p>
-        </w:tc>
-        <w:tc>
-          <w:tcPr>
-            <w:tcW w:w="1200" w:type="pct"/>
-            <w:vAlign w:val="center"/>
-          </w:tcPr>
-          <w:p>
-            <w:pPr>
-              <w:pStyle w:val="TableText"/>
-            </w:pPr>
-            <w:r>
-              <w:rPr/>
-              <w:t xml:space="preserve">Live</w:t>
+            <w:tcW w:w="3500" w:type="pct"/>
+            <w:vAlign w:val="center"/>
+          </w:tcPr>
+          <w:p>
+            <w:pPr>
+              <w:pStyle w:val="TableText"/>
+            </w:pPr>
+            <w:r>
+              <w:rPr/>
+              <w:t xml:space="preserve">CHPS worklist, enrolment, visit recording, facility board</w:t>
+            </w:r>
+          </w:p>
+        </w:tc>
+        <w:tc>
+          <w:tcPr>
+            <w:tcW w:w="1500" w:type="pct"/>
+            <w:vAlign w:val="center"/>
+          </w:tcPr>
+          <w:p>
+            <w:pPr>
+              <w:pStyle w:val="TableText"/>
+            </w:pPr>
+            <w:r>
+              <w:rPr/>
+              <w:t xml:space="preserve">Working</w:t>
             </w:r>
           </w:p>
         </w:tc>
@@ -2762,31 +3336,31 @@
       <w:tr>
         <w:tc>
           <w:tcPr>
-            <w:tcW w:w="3800" w:type="pct"/>
-            <w:vAlign w:val="center"/>
-          </w:tcPr>
-          <w:p>
-            <w:pPr>
-              <w:pStyle w:val="TableText"/>
-            </w:pPr>
-            <w:r>
-              <w:rPr/>
-              <w:t xml:space="preserve">Emergency creation, CHO validation and transport dispatch by keypad</w:t>
-            </w:r>
-          </w:p>
-        </w:tc>
-        <w:tc>
-          <w:tcPr>
-            <w:tcW w:w="1200" w:type="pct"/>
-            <w:vAlign w:val="center"/>
-          </w:tcPr>
-          <w:p>
-            <w:pPr>
-              <w:pStyle w:val="TableText"/>
-            </w:pPr>
-            <w:r>
-              <w:rPr/>
-              <w:t xml:space="preserve">Live</w:t>
+            <w:tcW w:w="3500" w:type="pct"/>
+            <w:vAlign w:val="center"/>
+          </w:tcPr>
+          <w:p>
+            <w:pPr>
+              <w:pStyle w:val="TableText"/>
+            </w:pPr>
+            <w:r>
+              <w:rPr/>
+              <w:t xml:space="preserve">Outreach scheduler and daily scheduled run</w:t>
+            </w:r>
+          </w:p>
+        </w:tc>
+        <w:tc>
+          <w:tcPr>
+            <w:tcW w:w="1500" w:type="pct"/>
+            <w:vAlign w:val="center"/>
+          </w:tcPr>
+          <w:p>
+            <w:pPr>
+              <w:pStyle w:val="TableText"/>
+            </w:pPr>
+            <w:r>
+              <w:rPr/>
+              <w:t xml:space="preserve">Working</w:t>
             </w:r>
           </w:p>
         </w:tc>
@@ -2794,31 +3368,31 @@
       <w:tr>
         <w:tc>
           <w:tcPr>
-            <w:tcW w:w="3800" w:type="pct"/>
-            <w:vAlign w:val="center"/>
-          </w:tcPr>
-          <w:p>
-            <w:pPr>
-              <w:pStyle w:val="TableText"/>
-            </w:pPr>
-            <w:r>
-              <w:rPr/>
-              <w:t xml:space="preserve">Inbound hotline with call-back, nurse routing and guaranteed alert fallback</w:t>
-            </w:r>
-          </w:p>
-        </w:tc>
-        <w:tc>
-          <w:tcPr>
-            <w:tcW w:w="1200" w:type="pct"/>
-            <w:vAlign w:val="center"/>
-          </w:tcPr>
-          <w:p>
-            <w:pPr>
-              <w:pStyle w:val="TableText"/>
-            </w:pPr>
-            <w:r>
-              <w:rPr/>
-              <w:t xml:space="preserve">Live</w:t>
+            <w:tcW w:w="3500" w:type="pct"/>
+            <w:vAlign w:val="center"/>
+          </w:tcPr>
+          <w:p>
+            <w:pPr>
+              <w:pStyle w:val="TableText"/>
+            </w:pPr>
+            <w:r>
+              <w:rPr/>
+              <w:t xml:space="preserve">Nutrition officer view with MUAC trajectories</w:t>
+            </w:r>
+          </w:p>
+        </w:tc>
+        <w:tc>
+          <w:tcPr>
+            <w:tcW w:w="1500" w:type="pct"/>
+            <w:vAlign w:val="center"/>
+          </w:tcPr>
+          <w:p>
+            <w:pPr>
+              <w:pStyle w:val="TableText"/>
+            </w:pPr>
+            <w:r>
+              <w:rPr/>
+              <w:t xml:space="preserve">Working</w:t>
             </w:r>
           </w:p>
         </w:tc>
@@ -2826,31 +3400,31 @@
       <w:tr>
         <w:tc>
           <w:tcPr>
-            <w:tcW w:w="3800" w:type="pct"/>
-            <w:vAlign w:val="center"/>
-          </w:tcPr>
-          <w:p>
-            <w:pPr>
-              <w:pStyle w:val="TableText"/>
-            </w:pPr>
-            <w:r>
-              <w:rPr/>
-              <w:t xml:space="preserve">Facility view and referral outcome logging</w:t>
-            </w:r>
-          </w:p>
-        </w:tc>
-        <w:tc>
-          <w:tcPr>
-            <w:tcW w:w="1200" w:type="pct"/>
-            <w:vAlign w:val="center"/>
-          </w:tcPr>
-          <w:p>
-            <w:pPr>
-              <w:pStyle w:val="TableText"/>
-            </w:pPr>
-            <w:r>
-              <w:rPr/>
-              <w:t xml:space="preserve">Live</w:t>
+            <w:tcW w:w="3500" w:type="pct"/>
+            <w:vAlign w:val="center"/>
+          </w:tcPr>
+          <w:p>
+            <w:pPr>
+              <w:pStyle w:val="TableText"/>
+            </w:pPr>
+            <w:r>
+              <w:rPr/>
+              <w:t xml:space="preserve">Khaya translation — Dagbani, all 79 lines</w:t>
+            </w:r>
+          </w:p>
+        </w:tc>
+        <w:tc>
+          <w:tcPr>
+            <w:tcW w:w="1500" w:type="pct"/>
+            <w:vAlign w:val="center"/>
+          </w:tcPr>
+          <w:p>
+            <w:pPr>
+              <w:pStyle w:val="TableText"/>
+            </w:pPr>
+            <w:r>
+              <w:rPr/>
+              <w:t xml:space="preserve">Working, shipped with the build</w:t>
             </w:r>
           </w:p>
         </w:tc>
@@ -2858,31 +3432,31 @@
       <w:tr>
         <w:tc>
           <w:tcPr>
-            <w:tcW w:w="3800" w:type="pct"/>
-            <w:vAlign w:val="center"/>
-          </w:tcPr>
-          <w:p>
-            <w:pPr>
-              <w:pStyle w:val="TableText"/>
-            </w:pPr>
-            <w:r>
-              <w:rPr/>
-              <w:t xml:space="preserve">Multi-driver dispatch queues beyond the demonstration set</w:t>
-            </w:r>
-          </w:p>
-        </w:tc>
-        <w:tc>
-          <w:tcPr>
-            <w:tcW w:w="1200" w:type="pct"/>
-            <w:vAlign w:val="center"/>
-          </w:tcPr>
-          <w:p>
-            <w:pPr>
-              <w:pStyle w:val="TableText"/>
-            </w:pPr>
-            <w:r>
-              <w:rPr/>
-              <w:t xml:space="preserve">Simulated</w:t>
+            <w:tcW w:w="3500" w:type="pct"/>
+            <w:vAlign w:val="center"/>
+          </w:tcPr>
+          <w:p>
+            <w:pPr>
+              <w:pStyle w:val="TableText"/>
+            </w:pPr>
+            <w:r>
+              <w:rPr/>
+              <w:t xml:space="preserve">Khaya translation — Kusaal 18 of 79, Frafra queued</w:t>
+            </w:r>
+          </w:p>
+        </w:tc>
+        <w:tc>
+          <w:tcPr>
+            <w:tcW w:w="1500" w:type="pct"/>
+            <w:vAlign w:val="center"/>
+          </w:tcPr>
+          <w:p>
+            <w:pPr>
+              <w:pStyle w:val="TableText"/>
+            </w:pPr>
+            <w:r>
+              <w:rPr/>
+              <w:t xml:space="preserve">Blocked by API quota until mid-August</w:t>
             </w:r>
           </w:p>
         </w:tc>
@@ -2890,31 +3464,31 @@
       <w:tr>
         <w:tc>
           <w:tcPr>
-            <w:tcW w:w="3800" w:type="pct"/>
-            <w:vAlign w:val="center"/>
-          </w:tcPr>
-          <w:p>
-            <w:pPr>
-              <w:pStyle w:val="TableText"/>
-            </w:pPr>
-            <w:r>
-              <w:rPr/>
-              <w:t xml:space="preserve">Facility resource preparation, shown as a notified state</w:t>
-            </w:r>
-          </w:p>
-        </w:tc>
-        <w:tc>
-          <w:tcPr>
-            <w:tcW w:w="1200" w:type="pct"/>
-            <w:vAlign w:val="center"/>
-          </w:tcPr>
-          <w:p>
-            <w:pPr>
-              <w:pStyle w:val="TableText"/>
-            </w:pPr>
-            <w:r>
-              <w:rPr/>
-              <w:t xml:space="preserve">Simulated</w:t>
+            <w:tcW w:w="3500" w:type="pct"/>
+            <w:vAlign w:val="center"/>
+          </w:tcPr>
+          <w:p>
+            <w:pPr>
+              <w:pStyle w:val="TableText"/>
+            </w:pPr>
+            <w:r>
+              <w:rPr/>
+              <w:t xml:space="preserve">Khaya translation — Gonja</w:t>
+            </w:r>
+          </w:p>
+        </w:tc>
+        <w:tc>
+          <w:tcPr>
+            <w:tcW w:w="1500" w:type="pct"/>
+            <w:vAlign w:val="center"/>
+          </w:tcPr>
+          <w:p>
+            <w:pPr>
+              <w:pStyle w:val="TableText"/>
+            </w:pPr>
+            <w:r>
+              <w:rPr/>
+              <w:t xml:space="preserve">Not possible; no model exists</w:t>
             </w:r>
           </w:p>
         </w:tc>
@@ -2922,31 +3496,31 @@
       <w:tr>
         <w:tc>
           <w:tcPr>
-            <w:tcW w:w="3800" w:type="pct"/>
-            <w:vAlign w:val="center"/>
-          </w:tcPr>
-          <w:p>
-            <w:pPr>
-              <w:pStyle w:val="TableText"/>
-            </w:pPr>
-            <w:r>
-              <w:rPr/>
-              <w:t xml:space="preserve">Full WHO eight-contact cadence across a live cohort</w:t>
-            </w:r>
-          </w:p>
-        </w:tc>
-        <w:tc>
-          <w:tcPr>
-            <w:tcW w:w="1200" w:type="pct"/>
-            <w:vAlign w:val="center"/>
-          </w:tcPr>
-          <w:p>
-            <w:pPr>
-              <w:pStyle w:val="TableText"/>
-            </w:pPr>
-            <w:r>
-              <w:rPr/>
-              <w:t xml:space="preserve">Roadmap</w:t>
+            <w:tcW w:w="3500" w:type="pct"/>
+            <w:vAlign w:val="center"/>
+          </w:tcPr>
+          <w:p>
+            <w:pPr>
+              <w:pStyle w:val="TableText"/>
+            </w:pPr>
+            <w:r>
+              <w:rPr/>
+              <w:t xml:space="preserve">Local-language audio</w:t>
+            </w:r>
+          </w:p>
+        </w:tc>
+        <w:tc>
+          <w:tcPr>
+            <w:tcW w:w="1500" w:type="pct"/>
+            <w:vAlign w:val="center"/>
+          </w:tcPr>
+          <w:p>
+            <w:pPr>
+              <w:pStyle w:val="TableText"/>
+            </w:pPr>
+            <w:r>
+              <w:rPr/>
+              <w:t xml:space="preserve">Not built. Synthesis unavailable upstream; a call plays English</w:t>
             </w:r>
           </w:p>
         </w:tc>
@@ -2954,31 +3528,31 @@
       <w:tr>
         <w:tc>
           <w:tcPr>
-            <w:tcW w:w="3800" w:type="pct"/>
-            <w:vAlign w:val="center"/>
-          </w:tcPr>
-          <w:p>
-            <w:pPr>
-              <w:pStyle w:val="TableText"/>
-            </w:pPr>
-            <w:r>
-              <w:rPr/>
-              <w:t xml:space="preserve">Complete speech coverage across all four languages</w:t>
-            </w:r>
-          </w:p>
-        </w:tc>
-        <w:tc>
-          <w:tcPr>
-            <w:tcW w:w="1200" w:type="pct"/>
-            <w:vAlign w:val="center"/>
-          </w:tcPr>
-          <w:p>
-            <w:pPr>
-              <w:pStyle w:val="TableText"/>
-            </w:pPr>
-            <w:r>
-              <w:rPr/>
-              <w:t xml:space="preserve">Roadmap</w:t>
+            <w:tcW w:w="3500" w:type="pct"/>
+            <w:vAlign w:val="center"/>
+          </w:tcPr>
+          <w:p>
+            <w:pPr>
+              <w:pStyle w:val="TableText"/>
+            </w:pPr>
+            <w:r>
+              <w:rPr/>
+              <w:t xml:space="preserve">USSD worklist retrieval</w:t>
+            </w:r>
+          </w:p>
+        </w:tc>
+        <w:tc>
+          <w:tcPr>
+            <w:tcW w:w="1500" w:type="pct"/>
+            <w:vAlign w:val="center"/>
+          </w:tcPr>
+          <w:p>
+            <w:pPr>
+              <w:pStyle w:val="TableText"/>
+            </w:pPr>
+            <w:r>
+              <w:rPr/>
+              <w:t xml:space="preserve">Built; needs a live shared code to dial</w:t>
             </w:r>
           </w:p>
         </w:tc>
@@ -2986,31 +3560,31 @@
       <w:tr>
         <w:tc>
           <w:tcPr>
-            <w:tcW w:w="3800" w:type="pct"/>
-            <w:vAlign w:val="center"/>
-          </w:tcPr>
-          <w:p>
-            <w:pPr>
-              <w:pStyle w:val="TableText"/>
-            </w:pPr>
-            <w:r>
-              <w:rPr/>
-              <w:t xml:space="preserve">Predictive models trained on accumulated programme data</w:t>
-            </w:r>
-          </w:p>
-        </w:tc>
-        <w:tc>
-          <w:tcPr>
-            <w:tcW w:w="1200" w:type="pct"/>
-            <w:vAlign w:val="center"/>
-          </w:tcPr>
-          <w:p>
-            <w:pPr>
-              <w:pStyle w:val="TableText"/>
-            </w:pPr>
-            <w:r>
-              <w:rPr/>
-              <w:t xml:space="preserve">Roadmap</w:t>
+            <w:tcW w:w="3500" w:type="pct"/>
+            <w:vAlign w:val="center"/>
+          </w:tcPr>
+          <w:p>
+            <w:pPr>
+              <w:pStyle w:val="TableText"/>
+            </w:pPr>
+            <w:r>
+              <w:rPr/>
+              <w:t xml:space="preserve">Speech recognition</w:t>
+            </w:r>
+          </w:p>
+        </w:tc>
+        <w:tc>
+          <w:tcPr>
+            <w:tcW w:w="1500" w:type="pct"/>
+            <w:vAlign w:val="center"/>
+          </w:tcPr>
+          <w:p>
+            <w:pPr>
+              <w:pStyle w:val="TableText"/>
+            </w:pPr>
+            <w:r>
+              <w:rPr/>
+              <w:t xml:space="preserve">Not started; the keypad path stands alone</w:t>
             </w:r>
           </w:p>
         </w:tc>
@@ -3018,31 +3592,31 @@
       <w:tr>
         <w:tc>
           <w:tcPr>
-            <w:tcW w:w="3800" w:type="pct"/>
-            <w:vAlign w:val="center"/>
-          </w:tcPr>
-          <w:p>
-            <w:pPr>
-              <w:pStyle w:val="TableText"/>
-            </w:pPr>
-            <w:r>
-              <w:rPr/>
-              <w:t xml:space="preserve">Postnatal and complementary feeding extension</w:t>
-            </w:r>
-          </w:p>
-        </w:tc>
-        <w:tc>
-          <w:tcPr>
-            <w:tcW w:w="1200" w:type="pct"/>
-            <w:vAlign w:val="center"/>
-          </w:tcPr>
-          <w:p>
-            <w:pPr>
-              <w:pStyle w:val="TableText"/>
-            </w:pPr>
-            <w:r>
-              <w:rPr/>
-              <w:t xml:space="preserve">Roadmap</w:t>
+            <w:tcW w:w="3500" w:type="pct"/>
+            <w:vAlign w:val="center"/>
+          </w:tcPr>
+          <w:p>
+            <w:pPr>
+              <w:pStyle w:val="TableText"/>
+            </w:pPr>
+            <w:r>
+              <w:rPr/>
+              <w:t xml:space="preserve">Record scoping by role, read auditing, consent withdrawal</w:t>
+            </w:r>
+          </w:p>
+        </w:tc>
+        <w:tc>
+          <w:tcPr>
+            <w:tcW w:w="1500" w:type="pct"/>
+            <w:vAlign w:val="center"/>
+          </w:tcPr>
+          <w:p>
+            <w:pPr>
+              <w:pStyle w:val="TableText"/>
+            </w:pPr>
+            <w:r>
+              <w:rPr/>
+              <w:t xml:space="preserve">Designed, not enforced</w:t>
             </w:r>
           </w:p>
         </w:tc>
@@ -3050,54 +3624,22 @@
       <w:tr>
         <w:tc>
           <w:tcPr>
-            <w:tcW w:w="3800" w:type="pct"/>
-            <w:vAlign w:val="center"/>
-          </w:tcPr>
-          <w:p>
-            <w:pPr>
-              <w:pStyle w:val="TableText"/>
-            </w:pPr>
-            <w:r>
-              <w:rPr/>
-              <w:t xml:space="preserve">Driver reimbursement by mobile money on confirmed arrival</w:t>
-            </w:r>
-          </w:p>
-        </w:tc>
-        <w:tc>
-          <w:tcPr>
-            <w:tcW w:w="1200" w:type="pct"/>
-            <w:vAlign w:val="center"/>
-          </w:tcPr>
-          <w:p>
-            <w:pPr>
-              <w:pStyle w:val="TableText"/>
-            </w:pPr>
-            <w:r>
-              <w:rPr/>
-              <w:t xml:space="preserve">Roadmap</w:t>
-            </w:r>
-          </w:p>
-        </w:tc>
-      </w:tr>
-      <w:tr>
-        <w:tc>
-          <w:tcPr>
-            <w:tcW w:w="3800" w:type="pct"/>
-            <w:vAlign w:val="center"/>
-          </w:tcPr>
-          <w:p>
-            <w:pPr>
-              <w:pStyle w:val="TableText"/>
-            </w:pPr>
-            <w:r>
-              <w:rPr/>
-              <w:t xml:space="preserve">Integration with national health information systems</w:t>
-            </w:r>
-          </w:p>
-        </w:tc>
-        <w:tc>
-          <w:tcPr>
-            <w:tcW w:w="1200" w:type="pct"/>
+            <w:tcW w:w="3500" w:type="pct"/>
+            <w:vAlign w:val="center"/>
+          </w:tcPr>
+          <w:p>
+            <w:pPr>
+              <w:pStyle w:val="TableText"/>
+            </w:pPr>
+            <w:r>
+              <w:rPr/>
+              <w:t xml:space="preserve">Predictive models, national system integration</w:t>
+            </w:r>
+          </w:p>
+        </w:tc>
+        <w:tc>
+          <w:tcPr>
+            <w:tcW w:w="1500" w:type="pct"/>
             <w:vAlign w:val="center"/>
           </w:tcPr>
           <w:p>
@@ -3116,6 +3658,24 @@
       <w:pPr>
         <w:pStyle w:val="Normal"/>
       </w:pPr>
+    </w:p>
+    <w:p>
+      <w:pPr>
+        <w:pStyle w:val="Heading2"/>
+      </w:pPr>
+      <w:r>
+        <w:rPr/>
+        <w:t xml:space="preserve">On the absence of a learned model</w:t>
+      </w:r>
+    </w:p>
+    <w:p>
+      <w:pPr>
+        <w:pStyle w:val="Normal"/>
+      </w:pPr>
+      <w:r>
+        <w:rPr/>
+        <w:t xml:space="preserve">The triage and nutrition engines are deterministic rules, not models, and that is a decision rather than a shortfall. A rule that fires because a woman reported bleeding can be read, questioned and overruled by a health worker; a model trained on data that does not yet exist cannot. The event log is deliberately shaped so that models can be trained once real programme data accumulates. Claiming prediction today would be the easier thing to write and the wrong thing to deploy.</w:t>
+      </w:r>
     </w:p>
     <w:p>
       <w:pPr>
@@ -3271,6 +3831,24 @@
     </w:p>
     <w:p>
       <w:pPr>
+        <w:pStyle w:val="Heading2"/>
+      </w:pPr>
+      <w:r>
+        <w:rPr/>
+        <w:t xml:space="preserve">The Three Delays, measured</w:t>
+      </w:r>
+    </w:p>
+    <w:p>
+      <w:pPr>
+        <w:pStyle w:val="Normal"/>
+      </w:pPr>
+      <w:r>
+        <w:rPr/>
+        <w:t xml:space="preserve">The headline measure is not a percentage but a funnel: how many danger signs were detected, how many a health worker confirmed, how many found transport, how many arrived, and how many had an outcome recorded — with the drop-off visible at each step. Those five stages are the Three Delays, and reporting the losses between them is more useful than reporting an average of them.</w:t>
+      </w:r>
+    </w:p>
+    <w:p>
+      <w:pPr>
         <w:pStyle w:val="Heading1"/>
         <w:pBdr>
           <w:bottom w:val="single" w:sz="8" w:space="4" w:color="C9D6DE"/>
@@ -3278,167 +3856,202 @@
       </w:pPr>
       <w:r>
         <w:rPr/>
-        <w:t xml:space="preserve">15.  Innovation and Differentiation</w:t>
-      </w:r>
-    </w:p>
-    <w:p>
-      <w:pPr>
-        <w:pStyle w:val="ListBullet"/>
-        <w:ind w:left="510" w:hanging="255"/>
-      </w:pPr>
-      <w:r>
-        <w:rPr/>
-        <w:t xml:space="preserve">•   </w:t>
-      </w:r>
-      <w:r>
-        <w:rPr>
-          <w:b/>
-        </w:rPr>
-        <w:t xml:space="preserve">Direction of contact.</w:t>
-      </w:r>
-      <w:r>
-        <w:rPr/>
-        <w:t xml:space="preserve"> Standard helplines require a mother to recognise danger and spend airtime. Mabia AI calls her on a schedule built around her pregnancy, so silence is never mistaken for safety.</w:t>
-      </w:r>
-    </w:p>
-    <w:p>
-      <w:pPr>
-        <w:pStyle w:val="ListBullet"/>
-        <w:ind w:left="510" w:hanging="255"/>
-      </w:pPr>
-      <w:r>
-        <w:rPr/>
-        <w:t xml:space="preserve">•   </w:t>
-      </w:r>
-      <w:r>
-        <w:rPr>
-          <w:b/>
-        </w:rPr>
-        <w:t xml:space="preserve">Access without airtime.</w:t>
-      </w:r>
-      <w:r>
-        <w:rPr/>
-        <w:t xml:space="preserve"> The hotline calls back, so reaching help never depends on having credit at the moment of crisis — the point at which a household is least likely to have any.</w:t>
-      </w:r>
-    </w:p>
-    <w:p>
-      <w:pPr>
-        <w:pStyle w:val="ListBullet"/>
-        <w:ind w:left="510" w:hanging="255"/>
-      </w:pPr>
-      <w:r>
-        <w:rPr/>
-        <w:t xml:space="preserve">•   </w:t>
-      </w:r>
-      <w:r>
-        <w:rPr>
-          <w:b/>
-        </w:rPr>
-        <w:t xml:space="preserve">Guidance that fits the season and the purse.</w:t>
-      </w:r>
-      <w:r>
-        <w:rPr/>
-        <w:t xml:space="preserve"> Nutrition advice is selected against the household's measured gaps, its region and the month, so it can be followed during the lean season rather than only after harvest.</w:t>
-      </w:r>
-    </w:p>
-    <w:p>
-      <w:pPr>
-        <w:pStyle w:val="ListBullet"/>
-        <w:ind w:left="510" w:hanging="255"/>
-      </w:pPr>
-      <w:r>
-        <w:rPr/>
-        <w:t xml:space="preserve">•   </w:t>
-      </w:r>
-      <w:r>
-        <w:rPr>
-          <w:b/>
-        </w:rPr>
-        <w:t xml:space="preserve">Language, not translation.</w:t>
-      </w:r>
-      <w:r>
-        <w:rPr/>
-        <w:t xml:space="preserve"> Messages are delivered natively in Dagbani, Kusaal, Frafra and Gonja, and require no data, smartphone or literacy.</w:t>
-      </w:r>
-    </w:p>
-    <w:p>
-      <w:pPr>
-        <w:pStyle w:val="ListBullet"/>
-        <w:ind w:left="510" w:hanging="255"/>
-      </w:pPr>
-      <w:r>
-        <w:rPr/>
-        <w:t xml:space="preserve">•   </w:t>
-      </w:r>
-      <w:r>
-        <w:rPr>
-          <w:b/>
-        </w:rPr>
-        <w:t xml:space="preserve">Explainability as a working tool.</w:t>
-      </w:r>
-      <w:r>
-        <w:rPr/>
-        <w:t xml:space="preserve"> Reasons travel with every classification, so the health worker validates a judgement rather than obeying a score.</w:t>
-      </w:r>
-    </w:p>
-    <w:p>
-      <w:pPr>
-        <w:pStyle w:val="ListBullet"/>
-        <w:ind w:left="510" w:hanging="255"/>
-      </w:pPr>
-      <w:r>
-        <w:rPr/>
-        <w:t xml:space="preserve">•   </w:t>
-      </w:r>
-      <w:r>
-        <w:rPr>
-          <w:b/>
-        </w:rPr>
-        <w:t xml:space="preserve">No silent failure.</w:t>
-      </w:r>
-      <w:r>
-        <w:rPr/>
-        <w:t xml:space="preserve"> Every pathway, including an unanswered emergency call, terminates with a human being alerted.</w:t>
-      </w:r>
-    </w:p>
-    <w:p>
-      <w:pPr>
-        <w:pStyle w:val="ListBullet"/>
-        <w:ind w:left="510" w:hanging="255"/>
-      </w:pPr>
-      <w:r>
-        <w:rPr/>
-        <w:t xml:space="preserve">•   </w:t>
-      </w:r>
-      <w:r>
-        <w:rPr>
-          <w:b/>
-        </w:rPr>
-        <w:t xml:space="preserve">Proof of care, not just advice.</w:t>
-      </w:r>
-      <w:r>
-        <w:rPr/>
-        <w:t xml:space="preserve"> The system records whether care was actually received, holding each case open until a health worker confirms the outcome.</w:t>
-      </w:r>
-    </w:p>
-    <w:p>
-      <w:pPr>
-        <w:pStyle w:val="ListBullet"/>
-        <w:ind w:left="510" w:hanging="255"/>
-      </w:pPr>
-      <w:r>
-        <w:rPr/>
-        <w:t xml:space="preserve">•   </w:t>
-      </w:r>
-      <w:r>
-        <w:rPr>
-          <w:b/>
-        </w:rPr>
-        <w:t xml:space="preserve">Complementary, not competitive.</w:t>
-      </w:r>
-      <w:r>
-        <w:rPr/>
-        <w:t xml:space="preserve"> Mabia AI does not replace national health information systems. It captures the out-of-facility community contacts that those systems structurally cannot see.</w:t>
+        <w:t xml:space="preserve">15.  Verification</w:t>
+      </w:r>
+    </w:p>
+    <w:p>
+      <w:pPr>
+        <w:pStyle w:val="Normal"/>
+      </w:pPr>
+      <w:r>
+        <w:rPr/>
+        <w:t xml:space="preserve">Eighty-two automated tests. They are not written for coverage; each one corresponds to a specific way the platform could hurt someone or mislead a health worker, and most were written after an adversarial review found the failure rather than before.</w:t>
+      </w:r>
+    </w:p>
+    <w:p>
+      <w:pPr>
+        <w:pStyle w:val="Heading2"/>
+      </w:pPr>
+      <w:r>
+        <w:rPr/>
+        <w:t xml:space="preserve">The ones that matter clinically</w:t>
+      </w:r>
+    </w:p>
+    <w:p>
+      <w:pPr>
+        <w:pStyle w:val="ListBullet"/>
+        <w:ind w:left="510" w:hanging="255"/>
+      </w:pPr>
+      <w:r>
+        <w:rPr/>
+        <w:t xml:space="preserve">•   A keypad timeout is never recorded as a denial, and a stray key never clears a danger sign she reported earlier.</w:t>
+      </w:r>
+    </w:p>
+    <w:p>
+      <w:pPr>
+        <w:pStyle w:val="ListBullet"/>
+        <w:ind w:left="510" w:hanging="255"/>
+      </w:pPr>
+      <w:r>
+        <w:rPr/>
+        <w:t xml:space="preserve">•   Asking for a nurse mid-call keeps everything she has already said.</w:t>
+      </w:r>
+    </w:p>
+    <w:p>
+      <w:pPr>
+        <w:pStyle w:val="ListBullet"/>
+        <w:ind w:left="510" w:hanging="255"/>
+      </w:pPr>
+      <w:r>
+        <w:rPr/>
+        <w:t xml:space="preserve">•   A driver whose phone is off advances the queue; two drivers cannot both accept; confirming twice does not dispatch twice.</w:t>
+      </w:r>
+    </w:p>
+    <w:p>
+      <w:pPr>
+        <w:pStyle w:val="ListBullet"/>
+        <w:ind w:left="510" w:hanging="255"/>
+      </w:pPr>
+      <w:r>
+        <w:rPr/>
+        <w:t xml:space="preserve">•   A Red stays Red until an outcome is recorded — and a referral that did not land keeps the flag up, while care actually received clears it.</w:t>
+      </w:r>
+    </w:p>
+    <w:p>
+      <w:pPr>
+        <w:pStyle w:val="ListBullet"/>
+        <w:ind w:left="510" w:hanging="255"/>
+      </w:pPr>
+      <w:r>
+        <w:rPr/>
+        <w:t xml:space="preserve">•   Emptying the on-call roster on purpose still results in the health worker being alerted.</w:t>
+      </w:r>
+    </w:p>
+    <w:p>
+      <w:pPr>
+        <w:pStyle w:val="ListBullet"/>
+        <w:ind w:left="510" w:hanging="255"/>
+      </w:pPr>
+      <w:r>
+        <w:rPr/>
+        <w:t xml:space="preserve">•   Distance escalates a symptom that could worsen and does not escalate a missed iron tablet.</w:t>
+      </w:r>
+    </w:p>
+    <w:p>
+      <w:pPr>
+        <w:pStyle w:val="Heading2"/>
+      </w:pPr>
+      <w:r>
+        <w:rPr/>
+        <w:t xml:space="preserve">The ones that matter for data</w:t>
+      </w:r>
+    </w:p>
+    <w:p>
+      <w:pPr>
+        <w:pStyle w:val="ListBullet"/>
+        <w:ind w:left="510" w:hanging="255"/>
+      </w:pPr>
+      <w:r>
+        <w:rPr/>
+        <w:t xml:space="preserve">•   An enrolment queued offline becomes a real patient with a call schedule, and pushing it twice enrols one woman.</w:t>
+      </w:r>
+    </w:p>
+    <w:p>
+      <w:pPr>
+        <w:pStyle w:val="ListBullet"/>
+        <w:ind w:left="510" w:hanging="255"/>
+      </w:pPr>
+      <w:r>
+        <w:rPr/>
+        <w:t xml:space="preserve">•   A visit queued offline keeps the arm measurement, the iron answer and the note.</w:t>
+      </w:r>
+    </w:p>
+    <w:p>
+      <w:pPr>
+        <w:pStyle w:val="ListBullet"/>
+        <w:ind w:left="510" w:hanging="255"/>
+      </w:pPr>
+      <w:r>
+        <w:rPr/>
+        <w:t xml:space="preserve">•   A sync arriving three days late lands in the right place in the history rather than overwriting a newer reading.</w:t>
+      </w:r>
+    </w:p>
+    <w:p>
+      <w:pPr>
+        <w:pStyle w:val="ListBullet"/>
+        <w:ind w:left="510" w:hanging="255"/>
+      </w:pPr>
+      <w:r>
+        <w:rPr/>
+        <w:t xml:space="preserve">•   Patient state can be deleted and rebuilt from the log with an identical result.</w:t>
+      </w:r>
+    </w:p>
+    <w:p>
+      <w:pPr>
+        <w:pStyle w:val="Heading2"/>
+      </w:pPr>
+      <w:r>
+        <w:rPr/>
+        <w:t xml:space="preserve">The ones that matter for the claims</w:t>
+      </w:r>
+    </w:p>
+    <w:p>
+      <w:pPr>
+        <w:pStyle w:val="ListBullet"/>
+        <w:ind w:left="510" w:hanging="255"/>
+      </w:pPr>
+      <w:r>
+        <w:rPr/>
+        <w:t xml:space="preserve">•   Advice rotates through her gaps rather than repeating one sentence; the same gap gives different foods in different months.</w:t>
+      </w:r>
+    </w:p>
+    <w:p>
+      <w:pPr>
+        <w:pStyle w:val="ListBullet"/>
+        <w:ind w:left="510" w:hanging="255"/>
+      </w:pPr>
+      <w:r>
+        <w:rPr/>
+        <w:t xml:space="preserve">•   The two dietary instruments stay ten groups and eight groups and never mix.</w:t>
+      </w:r>
+    </w:p>
+    <w:p>
+      <w:pPr>
+        <w:pStyle w:val="ListBullet"/>
+        <w:ind w:left="510" w:hanging="255"/>
+      </w:pPr>
+      <w:r>
+        <w:rPr/>
+        <w:t xml:space="preserve">•   The catalogue covers every line the platform says, so a new danger sign cannot escape translation.</w:t>
+      </w:r>
+    </w:p>
+    <w:p>
+      <w:pPr>
+        <w:pStyle w:val="ListBullet"/>
+        <w:ind w:left="510" w:hanging="255"/>
+      </w:pPr>
+      <w:r>
+        <w:rPr/>
+        <w:t xml:space="preserve">•   A recorded human voice is never overwritten by a generated one.</w:t>
+      </w:r>
+    </w:p>
+    <w:p>
+      <w:pPr>
+        <w:pStyle w:val="ListBullet"/>
+        <w:ind w:left="510" w:hanging="255"/>
+      </w:pPr>
+      <w:r>
+        <w:rPr/>
+        <w:t xml:space="preserve">•   No malformed input returns a server error. A refusal is a conversation; a crash during a call is a dropped call and a stranded emergency.</w:t>
+      </w:r>
+    </w:p>
+    <w:p>
+      <w:pPr>
+        <w:pStyle w:val="Normal"/>
+      </w:pPr>
+      <w:r>
+        <w:rPr/>
+        <w:t xml:space="preserve">Beyond the automated suite, the full workflow has been run across three simultaneous sessions — a CHPS worker, a facility and a nurse — checking that a confirmation actually reaches the facility, that acceptance reaches it with the vehicle, and that arrival reaches the worker. That exercise found a real defect no unit test would have: after an outcome was recorded a woman remained flagged permanently, which would have buried every subsequent emergency beneath a closed one.</w:t>
       </w:r>
     </w:p>
     <w:p>
@@ -3450,7 +4063,179 @@
       </w:pPr>
       <w:r>
         <w:rPr/>
-        <w:t xml:space="preserve">16.  Team and Repository</w:t>
+        <w:t xml:space="preserve">16.  Innovation and Differentiation</w:t>
+      </w:r>
+    </w:p>
+    <w:p>
+      <w:pPr>
+        <w:pStyle w:val="ListBullet"/>
+        <w:ind w:left="510" w:hanging="255"/>
+      </w:pPr>
+      <w:r>
+        <w:rPr/>
+        <w:t xml:space="preserve">•   </w:t>
+      </w:r>
+      <w:r>
+        <w:rPr>
+          <w:b/>
+        </w:rPr>
+        <w:t xml:space="preserve">Direction of contact.</w:t>
+      </w:r>
+      <w:r>
+        <w:rPr/>
+        <w:t xml:space="preserve"> Standard helplines require a mother to recognise danger and spend airtime. Mabia AI calls her on a schedule built around her pregnancy, so silence is never mistaken for safety.</w:t>
+      </w:r>
+    </w:p>
+    <w:p>
+      <w:pPr>
+        <w:pStyle w:val="ListBullet"/>
+        <w:ind w:left="510" w:hanging="255"/>
+      </w:pPr>
+      <w:r>
+        <w:rPr/>
+        <w:t xml:space="preserve">•   </w:t>
+      </w:r>
+      <w:r>
+        <w:rPr>
+          <w:b/>
+        </w:rPr>
+        <w:t xml:space="preserve">Access without airtime.</w:t>
+      </w:r>
+      <w:r>
+        <w:rPr/>
+        <w:t xml:space="preserve"> The hotline calls back, so reaching help never depends on having credit at the moment of crisis — the point at which a household is least likely to have any.</w:t>
+      </w:r>
+    </w:p>
+    <w:p>
+      <w:pPr>
+        <w:pStyle w:val="ListBullet"/>
+        <w:ind w:left="510" w:hanging="255"/>
+      </w:pPr>
+      <w:r>
+        <w:rPr/>
+        <w:t xml:space="preserve">•   </w:t>
+      </w:r>
+      <w:r>
+        <w:rPr>
+          <w:b/>
+        </w:rPr>
+        <w:t xml:space="preserve">Guidance that fits the season and the purse.</w:t>
+      </w:r>
+      <w:r>
+        <w:rPr/>
+        <w:t xml:space="preserve"> Nutrition advice is selected against the household's measured gaps, its region and the month, so it can be followed during the lean season rather than only after harvest.</w:t>
+      </w:r>
+    </w:p>
+    <w:p>
+      <w:pPr>
+        <w:pStyle w:val="ListBullet"/>
+        <w:ind w:left="510" w:hanging="255"/>
+      </w:pPr>
+      <w:r>
+        <w:rPr/>
+        <w:t xml:space="preserve">•   </w:t>
+      </w:r>
+      <w:r>
+        <w:rPr>
+          <w:b/>
+        </w:rPr>
+        <w:t xml:space="preserve">Language, not translation.</w:t>
+      </w:r>
+      <w:r>
+        <w:rPr/>
+        <w:t xml:space="preserve"> Messages are delivered natively in Dagbani, Kusaal, Frafra and Gonja, and require no data, smartphone or literacy.</w:t>
+      </w:r>
+    </w:p>
+    <w:p>
+      <w:pPr>
+        <w:pStyle w:val="ListBullet"/>
+        <w:ind w:left="510" w:hanging="255"/>
+      </w:pPr>
+      <w:r>
+        <w:rPr/>
+        <w:t xml:space="preserve">•   </w:t>
+      </w:r>
+      <w:r>
+        <w:rPr>
+          <w:b/>
+        </w:rPr>
+        <w:t xml:space="preserve">Explainability as a working tool.</w:t>
+      </w:r>
+      <w:r>
+        <w:rPr/>
+        <w:t xml:space="preserve"> Reasons travel with every classification, so the health worker validates a judgement rather than obeying a score.</w:t>
+      </w:r>
+    </w:p>
+    <w:p>
+      <w:pPr>
+        <w:pStyle w:val="ListBullet"/>
+        <w:ind w:left="510" w:hanging="255"/>
+      </w:pPr>
+      <w:r>
+        <w:rPr/>
+        <w:t xml:space="preserve">•   </w:t>
+      </w:r>
+      <w:r>
+        <w:rPr>
+          <w:b/>
+        </w:rPr>
+        <w:t xml:space="preserve">No silent failure.</w:t>
+      </w:r>
+      <w:r>
+        <w:rPr/>
+        <w:t xml:space="preserve"> Every pathway, including an unanswered emergency call, terminates with a human being alerted.</w:t>
+      </w:r>
+    </w:p>
+    <w:p>
+      <w:pPr>
+        <w:pStyle w:val="ListBullet"/>
+        <w:ind w:left="510" w:hanging="255"/>
+      </w:pPr>
+      <w:r>
+        <w:rPr/>
+        <w:t xml:space="preserve">•   </w:t>
+      </w:r>
+      <w:r>
+        <w:rPr>
+          <w:b/>
+        </w:rPr>
+        <w:t xml:space="preserve">Proof of care, not just advice.</w:t>
+      </w:r>
+      <w:r>
+        <w:rPr/>
+        <w:t xml:space="preserve"> The system records whether care was actually received, holding each case open until a health worker confirms the outcome.</w:t>
+      </w:r>
+    </w:p>
+    <w:p>
+      <w:pPr>
+        <w:pStyle w:val="ListBullet"/>
+        <w:ind w:left="510" w:hanging="255"/>
+      </w:pPr>
+      <w:r>
+        <w:rPr/>
+        <w:t xml:space="preserve">•   </w:t>
+      </w:r>
+      <w:r>
+        <w:rPr>
+          <w:b/>
+        </w:rPr>
+        <w:t xml:space="preserve">Complementary, not competitive.</w:t>
+      </w:r>
+      <w:r>
+        <w:rPr/>
+        <w:t xml:space="preserve"> Mabia AI does not replace national health information systems. It captures the out-of-facility community contacts that those systems structurally cannot see.</w:t>
+      </w:r>
+    </w:p>
+    <w:p>
+      <w:pPr>
+        <w:pStyle w:val="Heading1"/>
+        <w:pBdr>
+          <w:bottom w:val="single" w:sz="8" w:space="4" w:color="C9D6DE"/>
+        </w:pBdr>
+      </w:pPr>
+      <w:r>
+        <w:rPr/>
+        <w:t xml:space="preserve">17.  Team and Repository</w:t>
       </w:r>
     </w:p>
     <w:p>

--- a/docs/Mabia_AI_System_Architecture.docx
+++ b/docs/Mabia_AI_System_Architecture.docx
@@ -2111,11 +2111,11 @@
         <w:rPr>
           <w:b/>
         </w:rPr>
-        <w:t xml:space="preserve">Dagbani is complete: all seventy-nine lines</w:t>
-      </w:r>
-      <w:r>
-        <w:rPr/>
-        <w:t xml:space="preserve">, in Dagbani orthography, verified against the live service and committed to the repository so that a demonstration never depends on an external API being reachable.</w:t>
+        <w:t xml:space="preserve">Dagbani: seventy-two of eighty-three lines</w:t>
+      </w:r>
+      <w:r>
+        <w:rPr/>
+        <w:t xml:space="preserve">, in Dagbani orthography, verified against the live service and committed to the repository so that a demonstration never depends on an external API being reachable. The remaining eleven are lines whose English was rewritten after they were translated. Those are marked stale rather than deleted — with the quota exhausted a translation thrown away cannot be regenerated for weeks, so the previous wording is kept, flagged, and still playable if a speaker judges it close enough.</w:t>
       </w:r>
     </w:p>
     <w:p>
@@ -2210,7 +2210,7 @@
       </w:r>
       <w:r>
         <w:rPr/>
-        <w:t xml:space="preserve"> and no Dagbani </w:t>
+        <w:t xml:space="preserve"> and almost no Dagbani </w:t>
       </w:r>
       <w:r>
         <w:rPr>
@@ -2220,7 +2220,46 @@
       </w:r>
       <w:r>
         <w:rPr/>
-        <w:t xml:space="preserve">. Until either the synthesis service returns or a speaker records the lines, a handset falls back to spoken English. The Voice screen therefore reports Dagbani as one hundred per cent translated and zero per cent spoken, and treats "lines still needing a voice" as the measure of how much of a language the platform can actually speak.</w:t>
+        <w:t xml:space="preserve">. Two recordings exist against forty-five lines that every outreach call plays. Everything else falls back to spoken English.</w:t>
+      </w:r>
+    </w:p>
+    <w:p>
+      <w:pPr>
+        <w:pStyle w:val="Normal"/>
+      </w:pPr>
+      <w:r>
+        <w:rPr/>
+        <w:t xml:space="preserve">That fallback is deliberate, and getting it wrong taught us something worth stating. The provider's </w:t>
+      </w:r>
+      <w:r>
+        <w:rPr>
+          <w:b/>
+        </w:rPr>
+        <w:t xml:space="preserve">&lt;Say&gt;</w:t>
+      </w:r>
+      <w:r>
+        <w:rPr/>
+        <w:t xml:space="preserve"> verb is an English text-to-speech voice; there is no Dagbani, Kusaal, Frafra or Gonja voice behind it. An early version handed it the Dagbani translation, on the reasoning that her language was better than English. It is not: what it produces is an English speaker failing at Dagbani orthography, which is less use to the woman on the line than plain English. So the rule is now explicit and tested — a recording in her language is </w:t>
+      </w:r>
+      <w:r>
+        <w:rPr>
+          <w:b/>
+        </w:rPr>
+        <w:t xml:space="preserve">played</w:t>
+      </w:r>
+      <w:r>
+        <w:rPr/>
+        <w:t xml:space="preserve">, and anything without one is </w:t>
+      </w:r>
+      <w:r>
+        <w:rPr>
+          <w:b/>
+        </w:rPr>
+        <w:t xml:space="preserve">said</w:t>
+      </w:r>
+      <w:r>
+        <w:rPr/>
+        <w:t xml:space="preserve"> in English until a recording exists. The translation is what we record and what we display; it is never what we speak. That is also why the platform reports two coverage figures rather than one: the share of the whole catalogue, and the share of the forty-five lines every outreach call actually walks through. The second is the number behind any claim that we speak her language, and it is the one on the screen.</w:t>
       </w:r>
     </w:p>
     <w:p>
@@ -2700,7 +2739,7 @@
             </w:pPr>
             <w:r>
               <w:rPr/>
-              <w:t xml:space="preserve">Deterministic rule engine for triage and nutrition selection; team-trained speech synthesis and closed-vocabulary recognition for local languages</w:t>
+              <w:t xml:space="preserve">Deterministic rule engine for triage and nutrition selection. Speech synthesis via Khaya (GhanaNLP) where its quota allows, and Meta's MMS running locally where a model exists — which among these four languages is Kusaal alone. Nothing has been trained or fine-tuned by the team.</w:t>
             </w:r>
           </w:p>
         </w:tc>
@@ -2953,6 +2992,22 @@
         <w:ind w:left="510" w:hanging="255"/>
       </w:pPr>
       <w:r>
+        <w:rPr>
+          <w:b/>
+        </w:rPr>
+        <w:t xml:space="preserve">•   The irreversible step waits for a person. </w:t>
+      </w:r>
+      <w:r>
+        <w:rPr/>
+        <w:t xml:space="preserve">A message already on a husband's handset cannot be taken back. So the household is not told anything until a health worker has looked at the case and confirmed it — only the worker herself is alerted the moment a danger sign is reported, because judging it is her job. An earlier build alerted the family the instant a keypad was pressed, which meant a single mis-press could alarm a household with no clinician anywhere in the loop. A household alarmed twice for nothing stops reading the third message, and the third message is the one that matters.</w:t>
+      </w:r>
+    </w:p>
+    <w:p>
+      <w:pPr>
+        <w:pStyle w:val="ListBullet"/>
+        <w:ind w:left="510" w:hanging="255"/>
+      </w:pPr>
+      <w:r>
         <w:rPr/>
         <w:t xml:space="preserve">•   </w:t>
       </w:r>
@@ -2991,18 +3046,14 @@
         <w:ind w:left="510" w:hanging="255"/>
       </w:pPr>
       <w:r>
-        <w:rPr/>
-        <w:t xml:space="preserve">•   </w:t>
-      </w:r>
-      <w:r>
-        <w:rPr>
-          <w:b/>
-        </w:rPr>
-        <w:t xml:space="preserve">Record scoping.</w:t>
-      </w:r>
-      <w:r>
-        <w:rPr/>
-        <w:t xml:space="preserve"> Any signed-in worker can currently read any patient record. Roles exist in the data model and are not yet enforced at the query layer. For a district pilot this must become: a CHO sees her own caseload, a nutrition officer sees hers, and a facility sees what is coming to it.</w:t>
+        <w:rPr>
+          <w:b/>
+        </w:rPr>
+        <w:t xml:space="preserve">•   Record scoping. </w:t>
+      </w:r>
+      <w:r>
+        <w:rPr/>
+        <w:t xml:space="preserve">Enforced on the two surfaces where a leak is also a safety problem, and not yet everywhere else. The care circle and every emergency route are scoped to the worker's own patients and facility — those hold family names and phone numbers, and the emergency route can send the household an alert, so an unscoped write there would redirect "she needs to go to the health centre now" to a stranger's handset. A signed-in worker can still read a patient record outside her facility. Roles exist in the data model; the remaining query surfaces are the next thing to close.</w:t>
       </w:r>
     </w:p>
     <w:p>
@@ -3409,7 +3460,7 @@
             </w:pPr>
             <w:r>
               <w:rPr/>
-              <w:t xml:space="preserve">Khaya translation — Dagbani, all 79 lines</w:t>
+              <w:t xml:space="preserve">Khaya translation — Dagbani, 72 of 83 lines</w:t>
             </w:r>
           </w:p>
         </w:tc>
@@ -3424,7 +3475,7 @@
             </w:pPr>
             <w:r>
               <w:rPr/>
-              <w:t xml:space="preserve">Working, shipped with the build</w:t>
+              <w:t xml:space="preserve">Working, shipped with the build; 11 stale after English rewrites</w:t>
             </w:r>
           </w:p>
         </w:tc>
@@ -3441,7 +3492,7 @@
             </w:pPr>
             <w:r>
               <w:rPr/>
-              <w:t xml:space="preserve">Khaya translation — Kusaal 18 of 79, Frafra queued</w:t>
+              <w:t xml:space="preserve">Khaya translation — Kusaal 18 of 83, Frafra queued</w:t>
             </w:r>
           </w:p>
         </w:tc>
@@ -3520,7 +3571,7 @@
             </w:pPr>
             <w:r>
               <w:rPr/>
-              <w:t xml:space="preserve">Not built. Synthesis unavailable upstream; a call plays English</w:t>
+              <w:t xml:space="preserve">Partly. Kusaal 17 of 45 core lines via Meta MMS running locally; Dagbani 2 of 45. Khaya synthesis is down upstream and has no Dagbani model regardless. Anything unrecorded plays English.</w:t>
             </w:r>
           </w:p>
         </w:tc>
@@ -3616,7 +3667,7 @@
             </w:pPr>
             <w:r>
               <w:rPr/>
-              <w:t xml:space="preserve">Designed, not enforced</w:t>
+              <w:t xml:space="preserve">Scoping enforced on the care circle and every emergency route; patient records and read auditing still open</w:t>
             </w:r>
           </w:p>
         </w:tc>

--- a/docs/Mabia_AI_System_Architecture.docx
+++ b/docs/Mabia_AI_System_Architecture.docx
@@ -185,7 +185,7 @@
       </w:pPr>
       <w:r>
         <w:rPr/>
-        <w:t xml:space="preserve">11.   Technology Stack</w:t>
+        <w:t xml:space="preserve">11.   The Worker’s Interface</w:t>
       </w:r>
     </w:p>
     <w:p>
@@ -194,7 +194,7 @@
       </w:pPr>
       <w:r>
         <w:rPr/>
-        <w:t xml:space="preserve">12.   Data Protection and Responsible AI</w:t>
+        <w:t xml:space="preserve">12.   Technology Stack</w:t>
       </w:r>
     </w:p>
     <w:p>
@@ -203,7 +203,7 @@
       </w:pPr>
       <w:r>
         <w:rPr/>
-        <w:t xml:space="preserve">13.   Build Status</w:t>
+        <w:t xml:space="preserve">13.   Data Protection and Responsible AI</w:t>
       </w:r>
     </w:p>
     <w:p>
@@ -212,7 +212,7 @@
       </w:pPr>
       <w:r>
         <w:rPr/>
-        <w:t xml:space="preserve">14.   Impact Measurement</w:t>
+        <w:t xml:space="preserve">14.   Build Status</w:t>
       </w:r>
     </w:p>
     <w:p>
@@ -221,7 +221,7 @@
       </w:pPr>
       <w:r>
         <w:rPr/>
-        <w:t xml:space="preserve">15.   Verification</w:t>
+        <w:t xml:space="preserve">15.   Impact Measurement</w:t>
       </w:r>
     </w:p>
     <w:p>
@@ -230,7 +230,7 @@
       </w:pPr>
       <w:r>
         <w:rPr/>
-        <w:t xml:space="preserve">16.   Innovation and Differentiation</w:t>
+        <w:t xml:space="preserve">16.   Verification</w:t>
       </w:r>
     </w:p>
     <w:p>
@@ -239,7 +239,16 @@
       </w:pPr>
       <w:r>
         <w:rPr/>
-        <w:t xml:space="preserve">17.   Team and Repository</w:t>
+        <w:t xml:space="preserve">17.   Innovation and Differentiation</w:t>
+      </w:r>
+    </w:p>
+    <w:p>
+      <w:pPr>
+        <w:pStyle w:val="Contents"/>
+      </w:pPr>
+      <w:r>
+        <w:rPr/>
+        <w:t xml:space="preserve">18.   Team and Repository</w:t>
       </w:r>
     </w:p>
     <w:p>
@@ -2550,7 +2559,99 @@
       </w:pPr>
       <w:r>
         <w:rPr/>
-        <w:t xml:space="preserve">11.  Technology Stack</w:t>
+        <w:t xml:space="preserve">11.  The Worker’s Interface</w:t>
+      </w:r>
+    </w:p>
+    <w:p>
+      <w:pPr>
+        <w:pStyle w:val="ListBullet"/>
+        <w:ind w:left="510" w:hanging="255"/>
+      </w:pPr>
+      <w:r>
+        <w:rPr/>
+        <w:t xml:space="preserve">Five sections, named as a health worker would name them: Dashboard, Patients, Visits, Reports, Settings. Everything else the platform does sits inside one of them — the nutrition view and the indicators under Reports, the language workbench and the call simulator under Settings. A worker’s primary navigation is not the place to advertise a developer tool.</w:t>
+      </w:r>
+    </w:p>
+    <w:p>
+      <w:pPr>
+        <w:pStyle w:val="ListBullet"/>
+        <w:ind w:left="510" w:hanging="255"/>
+      </w:pPr>
+      <w:r>
+        <w:rPr/>
+        <w:t xml:space="preserve">The Dashboard is the day in the order it should be worked. High-risk patients take the full width at the top; today’s scheduled visits, emergencies waiting on a human, and the actions she starts rather than responds to sit beneath. The sections are numbered, which is not decoration: a worker and her supervisor have to refer to the same thing out loud over a bad line, and “look at two” is faster and less ambiguous than “the tasks card”.</w:t>
+      </w:r>
+    </w:p>
+    <w:p>
+      <w:pPr>
+        <w:pStyle w:val="ListBullet"/>
+        <w:ind w:left="510" w:hanging="255"/>
+      </w:pPr>
+      <w:r>
+        <w:rPr/>
+        <w:t xml:space="preserve">The patient record answers three questions in three columns — who she is, why she is at this risk level, and what to do about it — with the care circle beneath as four named people, each shown with the delay they address. A list of patients is sorted by who needs her most rather than alphabetically, because a list in alphabetical order is a filing cabinet and the point of the screen is that the person at the top is the person to open.</w:t>
+      </w:r>
+    </w:p>
+    <w:p>
+      <w:pPr>
+        <w:pStyle w:val="ListBullet"/>
+        <w:ind w:left="510" w:hanging="255"/>
+      </w:pPr>
+      <w:r>
+        <w:rPr/>
+        <w:t xml:space="preserve">Three constraints drove the design and none of them are aesthetic. </w:t>
+      </w:r>
+      <w:r>
+        <w:rPr>
+          <w:b/>
+        </w:rPr>
+        <w:t xml:space="preserve">She is outdoors</w:t>
+      </w:r>
+      <w:r>
+        <w:rPr/>
+        <w:t xml:space="preserve">: a dark interface in direct sunlight is harder to read, not easier, because the screen’s own reflectance swamps a low-luminance image — so it ships light, with an explicit high-contrast Sun mode and no automatic dark theme. </w:t>
+      </w:r>
+      <w:r>
+        <w:rPr>
+          <w:b/>
+        </w:rPr>
+        <w:t xml:space="preserve">She has one hand</w:t>
+      </w:r>
+      <w:r>
+        <w:rPr/>
+        <w:t xml:space="preserve">: on a phone the sidebar becomes a bottom bar, because everything she must reach has to be reachable low. </w:t>
+      </w:r>
+      <w:r>
+        <w:rPr>
+          <w:b/>
+        </w:rPr>
+        <w:t xml:space="preserve">Her phone is cheap</w:t>
+      </w:r>
+      <w:r>
+        <w:rPr/>
+        <w:t xml:space="preserve">: no shadows to composite, no blur, no gradients, icons drawn rather than fetched, and only the font weights the system actually ships.</w:t>
+      </w:r>
+    </w:p>
+    <w:p>
+      <w:pPr>
+        <w:pStyle w:val="ListBullet"/>
+        <w:ind w:left="510" w:hanging="255"/>
+      </w:pPr>
+      <w:r>
+        <w:rPr/>
+        <w:t xml:space="preserve">Risk is stated in a pill you can read across a room, but urgency is carried by ink coverage and position first and colour second, so the triage still works in greyscale, through a bad projector, and for a red-green colour-blind reader. Red is reserved: it appears only on an active emergency. Kente and Adinkra are deliberately absent — those are Akan, and using them here would be a misattribution in Dagbon.</w:t>
+      </w:r>
+    </w:p>
+    <w:p>
+      <w:pPr>
+        <w:pStyle w:val="Heading1"/>
+        <w:pBdr>
+          <w:bottom w:val="single" w:sz="8" w:space="4" w:color="C9D6DE"/>
+        </w:pBdr>
+      </w:pPr>
+      <w:r>
+        <w:rPr/>
+        <w:t xml:space="preserve">12.  Technology Stack</w:t>
       </w:r>
     </w:p>
     <w:tbl>
@@ -2823,7 +2924,7 @@
       </w:pPr>
       <w:r>
         <w:rPr/>
-        <w:t xml:space="preserve">12.  Data Protection and Responsible AI</w:t>
+        <w:t xml:space="preserve">13.  Data Protection and Responsible AI</w:t>
       </w:r>
     </w:p>
     <w:p>
@@ -3085,7 +3186,7 @@
       </w:pPr>
       <w:r>
         <w:rPr/>
-        <w:t xml:space="preserve">13.  Build Status</w:t>
+        <w:t xml:space="preserve">14.  Build Status</w:t>
       </w:r>
     </w:p>
     <w:p>
@@ -3737,7 +3838,7 @@
       </w:pPr>
       <w:r>
         <w:rPr/>
-        <w:t xml:space="preserve">14.  Impact Measurement</w:t>
+        <w:t xml:space="preserve">15.  Impact Measurement</w:t>
       </w:r>
     </w:p>
     <w:p>
@@ -3907,7 +4008,7 @@
       </w:pPr>
       <w:r>
         <w:rPr/>
-        <w:t xml:space="preserve">15.  Verification</w:t>
+        <w:t xml:space="preserve">16.  Verification</w:t>
       </w:r>
     </w:p>
     <w:p>
@@ -4114,7 +4215,7 @@
       </w:pPr>
       <w:r>
         <w:rPr/>
-        <w:t xml:space="preserve">16.  Innovation and Differentiation</w:t>
+        <w:t xml:space="preserve">17.  Innovation and Differentiation</w:t>
       </w:r>
     </w:p>
     <w:p>
@@ -4286,7 +4387,7 @@
       </w:pPr>
       <w:r>
         <w:rPr/>
-        <w:t xml:space="preserve">17.  Team and Repository</w:t>
+        <w:t xml:space="preserve">18.  Team and Repository</w:t>
       </w:r>
     </w:p>
     <w:p>
